--- a/data/03_investment_memo/investment_memo_3.docx
+++ b/data/03_investment_memo/investment_memo_3.docx
@@ -21,9 +21,20 @@
     <w:p>
       <w:r>
         <w:br/>
-        <w:t>根据内部财务模型测算，精芯科技有限公司 在未来三年</w:t>
+        <w:t>华辰资本旗下的 HC Alpha Growth Fund 在最近的资产配置会议中</w:t>
         <w:br/>
-        <w:t>收入复合增长率预计可达到 10% 左右。</w:t>
+        <w:t>讨论了 消费科技 行业的投资机会，并对 昂歌信息信息有限公司</w:t>
+        <w:br/>
+        <w:t>进行了重点评估。</w:t>
+        <w:br/>
+      </w:r>
+    </w:p>
+    <w:p>
+      <w:r>
+        <w:br/>
+        <w:t>根据内部财务模型测算，信诚致远网络有限公司 在未来三年</w:t>
+        <w:br/>
+        <w:t>收入复合增长率预计可达到 17% 左右。</w:t>
         <w:br/>
         <w:t>该预测基于行业需求增长以及公司产能扩张计划。</w:t>
         <w:br/>
@@ -32,9 +43,42 @@
     <w:p>
       <w:r>
         <w:br/>
-        <w:t>华辰资本旗下的 HC Energy Transition Fund 在最近的资产配置会议中</w:t>
+        <w:t>从产业链角度看，半导体 行业主要由上游设备厂商、</w:t>
         <w:br/>
-        <w:t>讨论了 消费科技 行业的投资机会，并对 和泰传媒有限公司</w:t>
+        <w:t>中游平台企业以及下游应用厂商组成。</w:t>
+        <w:br/>
+        <w:t>联软网络有限公司 主要位于产业链的 下游 环节。</w:t>
+        <w:br/>
+      </w:r>
+    </w:p>
+    <w:p>
+      <w:r>
+        <w:br/>
+        <w:t>风险管理部认为，云计算 行业仍然面临若干</w:t>
+        <w:br/>
+        <w:t>不确定性因素，包括技术迭代风险、政策变化、</w:t>
+        <w:br/>
+        <w:t>以及市场竞争加剧等问题。</w:t>
+        <w:br/>
+      </w:r>
+    </w:p>
+    <w:p>
+      <w:r>
+        <w:br/>
+        <w:t>风险管理部认为，医疗科技 行业仍然面临若干</w:t>
+        <w:br/>
+        <w:t>不确定性因素，包括技术迭代风险、政策变化、</w:t>
+        <w:br/>
+        <w:t>以及市场竞争加剧等问题。</w:t>
+        <w:br/>
+      </w:r>
+    </w:p>
+    <w:p>
+      <w:r>
+        <w:br/>
+        <w:t>华辰资本旗下的 HC Quant Arbitrage Fund 在最近的资产配置会议中</w:t>
+        <w:br/>
+        <w:t>讨论了 云计算 行业的投资机会，并对 艾提科信科技有限公司</w:t>
         <w:br/>
         <w:t>进行了重点评估。</w:t>
         <w:br/>
@@ -43,66 +87,20 @@
     <w:p>
       <w:r>
         <w:br/>
-        <w:t>从产业链角度看，消费科技 行业主要由上游设备厂商、</w:t>
+        <w:t>风险管理部认为，半导体 行业仍然面临若干</w:t>
         <w:br/>
-        <w:t>中游平台企业以及下游应用厂商组成。</w:t>
+        <w:t>不确定性因素，包括技术迭代风险、政策变化、</w:t>
         <w:br/>
-        <w:t>银嘉信息有限公司 主要位于产业链的 中游 环节。</w:t>
+        <w:t>以及市场竞争加剧等问题。</w:t>
         <w:br/>
       </w:r>
     </w:p>
     <w:p>
       <w:r>
         <w:br/>
-        <w:t>精芯信息有限公司 是中国 消费科技 行业的重要企业之一。</w:t>
+        <w:t>华辰资本旗下的 HC Global Macro Fund 在最近的资产配置会议中</w:t>
         <w:br/>
-        <w:t>根据华辰资本 风险管理部 的研究，该公司成立于 2010 年，</w:t>
-        <w:br/>
-        <w:t>目前员工规模约 6207 人。公司近年来持续加大研发投入，</w:t>
-        <w:br/>
-        <w:t>在核心技术方面形成了较强的竞争壁垒。</w:t>
-        <w:br/>
-      </w:r>
-    </w:p>
-    <w:p>
-      <w:r>
-        <w:br/>
-        <w:t>从产业链角度看，新能源 行业主要由上游设备厂商、</w:t>
-        <w:br/>
-        <w:t>中游平台企业以及下游应用厂商组成。</w:t>
-        <w:br/>
-        <w:t>九方网络有限公司 主要位于产业链的 上游 环节。</w:t>
-        <w:br/>
-      </w:r>
-    </w:p>
-    <w:p>
-      <w:r>
-        <w:br/>
-        <w:t>根据内部财务模型测算，创汇传媒有限公司 在未来三年</w:t>
-        <w:br/>
-        <w:t>收入复合增长率预计可达到 31% 左右。</w:t>
-        <w:br/>
-        <w:t>该预测基于行业需求增长以及公司产能扩张计划。</w:t>
-        <w:br/>
-      </w:r>
-    </w:p>
-    <w:p>
-      <w:r>
-        <w:br/>
-        <w:t>从产业链角度看，新能源 行业主要由上游设备厂商、</w:t>
-        <w:br/>
-        <w:t>中游平台企业以及下游应用厂商组成。</w:t>
-        <w:br/>
-        <w:t>九方网络有限公司 主要位于产业链的 中游 环节。</w:t>
-        <w:br/>
-      </w:r>
-    </w:p>
-    <w:p>
-      <w:r>
-        <w:br/>
-        <w:t>华辰资本旗下的 HC Quant Arbitrage Fund 在最近的资产配置会议中</w:t>
-        <w:br/>
-        <w:t>讨论了 半导体 行业的投资机会，并对 浦华众城科技有限公司</w:t>
+        <w:t>讨论了 半导体 行业的投资机会，并对 联软网络有限公司</w:t>
         <w:br/>
         <w:t>进行了重点评估。</w:t>
         <w:br/>
@@ -168,37 +166,37 @@
           </w:tcPr>
           <w:p>
             <w:r>
-              <w:t>昊嘉网络有限公司</w:t>
-            </w:r>
-          </w:p>
-        </w:tc>
-        <w:tc>
-          <w:tcPr>
-            <w:tcW w:type="dxa" w:w="2160"/>
-          </w:tcPr>
-          <w:p>
-            <w:r>
-              <w:t>新能源</w:t>
-            </w:r>
-          </w:p>
-        </w:tc>
-        <w:tc>
-          <w:tcPr>
-            <w:tcW w:type="dxa" w:w="2160"/>
-          </w:tcPr>
-          <w:p>
-            <w:r>
-              <w:t>376亿</w:t>
-            </w:r>
-          </w:p>
-        </w:tc>
-        <w:tc>
-          <w:tcPr>
-            <w:tcW w:type="dxa" w:w="2160"/>
-          </w:tcPr>
-          <w:p>
-            <w:r>
-              <w:t>13%</w:t>
+              <w:t>鑫博腾飞信息有限公司</w:t>
+            </w:r>
+          </w:p>
+        </w:tc>
+        <w:tc>
+          <w:tcPr>
+            <w:tcW w:type="dxa" w:w="2160"/>
+          </w:tcPr>
+          <w:p>
+            <w:r>
+              <w:t>消费科技</w:t>
+            </w:r>
+          </w:p>
+        </w:tc>
+        <w:tc>
+          <w:tcPr>
+            <w:tcW w:type="dxa" w:w="2160"/>
+          </w:tcPr>
+          <w:p>
+            <w:r>
+              <w:t>347亿</w:t>
+            </w:r>
+          </w:p>
+        </w:tc>
+        <w:tc>
+          <w:tcPr>
+            <w:tcW w:type="dxa" w:w="2160"/>
+          </w:tcPr>
+          <w:p>
+            <w:r>
+              <w:t>27%</w:t>
             </w:r>
           </w:p>
         </w:tc>
@@ -210,37 +208,37 @@
           </w:tcPr>
           <w:p>
             <w:r>
-              <w:t>精芯科技有限公司</w:t>
-            </w:r>
-          </w:p>
-        </w:tc>
-        <w:tc>
-          <w:tcPr>
-            <w:tcW w:type="dxa" w:w="2160"/>
-          </w:tcPr>
-          <w:p>
-            <w:r>
-              <w:t>云计算</w:t>
-            </w:r>
-          </w:p>
-        </w:tc>
-        <w:tc>
-          <w:tcPr>
-            <w:tcW w:type="dxa" w:w="2160"/>
-          </w:tcPr>
-          <w:p>
-            <w:r>
-              <w:t>401亿</w:t>
-            </w:r>
-          </w:p>
-        </w:tc>
-        <w:tc>
-          <w:tcPr>
-            <w:tcW w:type="dxa" w:w="2160"/>
-          </w:tcPr>
-          <w:p>
-            <w:r>
-              <w:t>6%</w:t>
+              <w:t>通际名联网络有限公司</w:t>
+            </w:r>
+          </w:p>
+        </w:tc>
+        <w:tc>
+          <w:tcPr>
+            <w:tcW w:type="dxa" w:w="2160"/>
+          </w:tcPr>
+          <w:p>
+            <w:r>
+              <w:t>机器人</w:t>
+            </w:r>
+          </w:p>
+        </w:tc>
+        <w:tc>
+          <w:tcPr>
+            <w:tcW w:type="dxa" w:w="2160"/>
+          </w:tcPr>
+          <w:p>
+            <w:r>
+              <w:t>208亿</w:t>
+            </w:r>
+          </w:p>
+        </w:tc>
+        <w:tc>
+          <w:tcPr>
+            <w:tcW w:type="dxa" w:w="2160"/>
+          </w:tcPr>
+          <w:p>
+            <w:r>
+              <w:t>9%</w:t>
             </w:r>
           </w:p>
         </w:tc>
@@ -252,37 +250,37 @@
           </w:tcPr>
           <w:p>
             <w:r>
-              <w:t>九方网络有限公司</w:t>
-            </w:r>
-          </w:p>
-        </w:tc>
-        <w:tc>
-          <w:tcPr>
-            <w:tcW w:type="dxa" w:w="2160"/>
-          </w:tcPr>
-          <w:p>
-            <w:r>
-              <w:t>新能源</w:t>
-            </w:r>
-          </w:p>
-        </w:tc>
-        <w:tc>
-          <w:tcPr>
-            <w:tcW w:type="dxa" w:w="2160"/>
-          </w:tcPr>
-          <w:p>
-            <w:r>
-              <w:t>786亿</w:t>
-            </w:r>
-          </w:p>
-        </w:tc>
-        <w:tc>
-          <w:tcPr>
-            <w:tcW w:type="dxa" w:w="2160"/>
-          </w:tcPr>
-          <w:p>
-            <w:r>
-              <w:t>15%</w:t>
+              <w:t>信诚致远网络有限公司</w:t>
+            </w:r>
+          </w:p>
+        </w:tc>
+        <w:tc>
+          <w:tcPr>
+            <w:tcW w:type="dxa" w:w="2160"/>
+          </w:tcPr>
+          <w:p>
+            <w:r>
+              <w:t>半导体</w:t>
+            </w:r>
+          </w:p>
+        </w:tc>
+        <w:tc>
+          <w:tcPr>
+            <w:tcW w:type="dxa" w:w="2160"/>
+          </w:tcPr>
+          <w:p>
+            <w:r>
+              <w:t>252亿</w:t>
+            </w:r>
+          </w:p>
+        </w:tc>
+        <w:tc>
+          <w:tcPr>
+            <w:tcW w:type="dxa" w:w="2160"/>
+          </w:tcPr>
+          <w:p>
+            <w:r>
+              <w:t>23%</w:t>
             </w:r>
           </w:p>
         </w:tc>
@@ -294,37 +292,37 @@
           </w:tcPr>
           <w:p>
             <w:r>
-              <w:t>凌云网络有限公司</w:t>
-            </w:r>
-          </w:p>
-        </w:tc>
-        <w:tc>
-          <w:tcPr>
-            <w:tcW w:type="dxa" w:w="2160"/>
-          </w:tcPr>
-          <w:p>
-            <w:r>
-              <w:t>医疗科技</w:t>
-            </w:r>
-          </w:p>
-        </w:tc>
-        <w:tc>
-          <w:tcPr>
-            <w:tcW w:type="dxa" w:w="2160"/>
-          </w:tcPr>
-          <w:p>
-            <w:r>
-              <w:t>721亿</w:t>
-            </w:r>
-          </w:p>
-        </w:tc>
-        <w:tc>
-          <w:tcPr>
-            <w:tcW w:type="dxa" w:w="2160"/>
-          </w:tcPr>
-          <w:p>
-            <w:r>
-              <w:t>17%</w:t>
+              <w:t>泰麒麟网络有限公司</w:t>
+            </w:r>
+          </w:p>
+        </w:tc>
+        <w:tc>
+          <w:tcPr>
+            <w:tcW w:type="dxa" w:w="2160"/>
+          </w:tcPr>
+          <w:p>
+            <w:r>
+              <w:t>云计算</w:t>
+            </w:r>
+          </w:p>
+        </w:tc>
+        <w:tc>
+          <w:tcPr>
+            <w:tcW w:type="dxa" w:w="2160"/>
+          </w:tcPr>
+          <w:p>
+            <w:r>
+              <w:t>580亿</w:t>
+            </w:r>
+          </w:p>
+        </w:tc>
+        <w:tc>
+          <w:tcPr>
+            <w:tcW w:type="dxa" w:w="2160"/>
+          </w:tcPr>
+          <w:p>
+            <w:r>
+              <w:t>5%</w:t>
             </w:r>
           </w:p>
         </w:tc>
@@ -336,37 +334,37 @@
           </w:tcPr>
           <w:p>
             <w:r>
-              <w:t>信诚致远传媒有限公司</w:t>
-            </w:r>
-          </w:p>
-        </w:tc>
-        <w:tc>
-          <w:tcPr>
-            <w:tcW w:type="dxa" w:w="2160"/>
-          </w:tcPr>
-          <w:p>
-            <w:r>
-              <w:t>人工智能</w:t>
-            </w:r>
-          </w:p>
-        </w:tc>
-        <w:tc>
-          <w:tcPr>
-            <w:tcW w:type="dxa" w:w="2160"/>
-          </w:tcPr>
-          <w:p>
-            <w:r>
-              <w:t>335亿</w:t>
-            </w:r>
-          </w:p>
-        </w:tc>
-        <w:tc>
-          <w:tcPr>
-            <w:tcW w:type="dxa" w:w="2160"/>
-          </w:tcPr>
-          <w:p>
-            <w:r>
-              <w:t>11%</w:t>
+              <w:t>良诺科技有限公司</w:t>
+            </w:r>
+          </w:p>
+        </w:tc>
+        <w:tc>
+          <w:tcPr>
+            <w:tcW w:type="dxa" w:w="2160"/>
+          </w:tcPr>
+          <w:p>
+            <w:r>
+              <w:t>云计算</w:t>
+            </w:r>
+          </w:p>
+        </w:tc>
+        <w:tc>
+          <w:tcPr>
+            <w:tcW w:type="dxa" w:w="2160"/>
+          </w:tcPr>
+          <w:p>
+            <w:r>
+              <w:t>299亿</w:t>
+            </w:r>
+          </w:p>
+        </w:tc>
+        <w:tc>
+          <w:tcPr>
+            <w:tcW w:type="dxa" w:w="2160"/>
+          </w:tcPr>
+          <w:p>
+            <w:r>
+              <w:t>30%</w:t>
             </w:r>
           </w:p>
         </w:tc>
@@ -378,7 +376,7 @@
           </w:tcPr>
           <w:p>
             <w:r>
-              <w:t>雨林木风计算机科技有限公司</w:t>
+              <w:t>巨奥传媒有限公司</w:t>
             </w:r>
           </w:p>
         </w:tc>
@@ -398,17 +396,17 @@
           </w:tcPr>
           <w:p>
             <w:r>
-              <w:t>558亿</w:t>
-            </w:r>
-          </w:p>
-        </w:tc>
-        <w:tc>
-          <w:tcPr>
-            <w:tcW w:type="dxa" w:w="2160"/>
-          </w:tcPr>
-          <w:p>
-            <w:r>
-              <w:t>7%</w:t>
+              <w:t>741亿</w:t>
+            </w:r>
+          </w:p>
+        </w:tc>
+        <w:tc>
+          <w:tcPr>
+            <w:tcW w:type="dxa" w:w="2160"/>
+          </w:tcPr>
+          <w:p>
+            <w:r>
+              <w:t>16%</w:t>
             </w:r>
           </w:p>
         </w:tc>
@@ -420,37 +418,37 @@
           </w:tcPr>
           <w:p>
             <w:r>
-              <w:t>创联世纪科技有限公司</w:t>
-            </w:r>
-          </w:p>
-        </w:tc>
-        <w:tc>
-          <w:tcPr>
-            <w:tcW w:type="dxa" w:w="2160"/>
-          </w:tcPr>
-          <w:p>
-            <w:r>
-              <w:t>医疗科技</w:t>
-            </w:r>
-          </w:p>
-        </w:tc>
-        <w:tc>
-          <w:tcPr>
-            <w:tcW w:type="dxa" w:w="2160"/>
-          </w:tcPr>
-          <w:p>
-            <w:r>
-              <w:t>185亿</w:t>
-            </w:r>
-          </w:p>
-        </w:tc>
-        <w:tc>
-          <w:tcPr>
-            <w:tcW w:type="dxa" w:w="2160"/>
-          </w:tcPr>
-          <w:p>
-            <w:r>
-              <w:t>26%</w:t>
+              <w:t>鑫博腾飞信息有限公司</w:t>
+            </w:r>
+          </w:p>
+        </w:tc>
+        <w:tc>
+          <w:tcPr>
+            <w:tcW w:type="dxa" w:w="2160"/>
+          </w:tcPr>
+          <w:p>
+            <w:r>
+              <w:t>消费科技</w:t>
+            </w:r>
+          </w:p>
+        </w:tc>
+        <w:tc>
+          <w:tcPr>
+            <w:tcW w:type="dxa" w:w="2160"/>
+          </w:tcPr>
+          <w:p>
+            <w:r>
+              <w:t>202亿</w:t>
+            </w:r>
+          </w:p>
+        </w:tc>
+        <w:tc>
+          <w:tcPr>
+            <w:tcW w:type="dxa" w:w="2160"/>
+          </w:tcPr>
+          <w:p>
+            <w:r>
+              <w:t>25%</w:t>
             </w:r>
           </w:p>
         </w:tc>
@@ -462,37 +460,37 @@
           </w:tcPr>
           <w:p>
             <w:r>
-              <w:t>凌云网络有限公司</w:t>
-            </w:r>
-          </w:p>
-        </w:tc>
-        <w:tc>
-          <w:tcPr>
-            <w:tcW w:type="dxa" w:w="2160"/>
-          </w:tcPr>
-          <w:p>
-            <w:r>
-              <w:t>医疗科技</w:t>
-            </w:r>
-          </w:p>
-        </w:tc>
-        <w:tc>
-          <w:tcPr>
-            <w:tcW w:type="dxa" w:w="2160"/>
-          </w:tcPr>
-          <w:p>
-            <w:r>
-              <w:t>284亿</w:t>
-            </w:r>
-          </w:p>
-        </w:tc>
-        <w:tc>
-          <w:tcPr>
-            <w:tcW w:type="dxa" w:w="2160"/>
-          </w:tcPr>
-          <w:p>
-            <w:r>
-              <w:t>22%</w:t>
+              <w:t>图龙信息传媒有限公司</w:t>
+            </w:r>
+          </w:p>
+        </w:tc>
+        <w:tc>
+          <w:tcPr>
+            <w:tcW w:type="dxa" w:w="2160"/>
+          </w:tcPr>
+          <w:p>
+            <w:r>
+              <w:t>机器人</w:t>
+            </w:r>
+          </w:p>
+        </w:tc>
+        <w:tc>
+          <w:tcPr>
+            <w:tcW w:type="dxa" w:w="2160"/>
+          </w:tcPr>
+          <w:p>
+            <w:r>
+              <w:t>170亿</w:t>
+            </w:r>
+          </w:p>
+        </w:tc>
+        <w:tc>
+          <w:tcPr>
+            <w:tcW w:type="dxa" w:w="2160"/>
+          </w:tcPr>
+          <w:p>
+            <w:r>
+              <w:t>6%</w:t>
             </w:r>
           </w:p>
         </w:tc>
@@ -504,37 +502,37 @@
           </w:tcPr>
           <w:p>
             <w:r>
-              <w:t>和泰科技有限公司</w:t>
-            </w:r>
-          </w:p>
-        </w:tc>
-        <w:tc>
-          <w:tcPr>
-            <w:tcW w:type="dxa" w:w="2160"/>
-          </w:tcPr>
-          <w:p>
-            <w:r>
-              <w:t>人工智能</w:t>
-            </w:r>
-          </w:p>
-        </w:tc>
-        <w:tc>
-          <w:tcPr>
-            <w:tcW w:type="dxa" w:w="2160"/>
-          </w:tcPr>
-          <w:p>
-            <w:r>
-              <w:t>343亿</w:t>
-            </w:r>
-          </w:p>
-        </w:tc>
-        <w:tc>
-          <w:tcPr>
-            <w:tcW w:type="dxa" w:w="2160"/>
-          </w:tcPr>
-          <w:p>
-            <w:r>
-              <w:t>23%</w:t>
+              <w:t>华泰通安网络有限公司</w:t>
+            </w:r>
+          </w:p>
+        </w:tc>
+        <w:tc>
+          <w:tcPr>
+            <w:tcW w:type="dxa" w:w="2160"/>
+          </w:tcPr>
+          <w:p>
+            <w:r>
+              <w:t>半导体</w:t>
+            </w:r>
+          </w:p>
+        </w:tc>
+        <w:tc>
+          <w:tcPr>
+            <w:tcW w:type="dxa" w:w="2160"/>
+          </w:tcPr>
+          <w:p>
+            <w:r>
+              <w:t>636亿</w:t>
+            </w:r>
+          </w:p>
+        </w:tc>
+        <w:tc>
+          <w:tcPr>
+            <w:tcW w:type="dxa" w:w="2160"/>
+          </w:tcPr>
+          <w:p>
+            <w:r>
+              <w:t>8%</w:t>
             </w:r>
           </w:p>
         </w:tc>
@@ -546,37 +544,37 @@
           </w:tcPr>
           <w:p>
             <w:r>
-              <w:t>东方峻景网络有限公司</w:t>
-            </w:r>
-          </w:p>
-        </w:tc>
-        <w:tc>
-          <w:tcPr>
-            <w:tcW w:type="dxa" w:w="2160"/>
-          </w:tcPr>
-          <w:p>
-            <w:r>
-              <w:t>机器人</w:t>
-            </w:r>
-          </w:p>
-        </w:tc>
-        <w:tc>
-          <w:tcPr>
-            <w:tcW w:type="dxa" w:w="2160"/>
-          </w:tcPr>
-          <w:p>
-            <w:r>
-              <w:t>273亿</w:t>
-            </w:r>
-          </w:p>
-        </w:tc>
-        <w:tc>
-          <w:tcPr>
-            <w:tcW w:type="dxa" w:w="2160"/>
-          </w:tcPr>
-          <w:p>
-            <w:r>
-              <w:t>7%</w:t>
+              <w:t>方正科技信息有限公司</w:t>
+            </w:r>
+          </w:p>
+        </w:tc>
+        <w:tc>
+          <w:tcPr>
+            <w:tcW w:type="dxa" w:w="2160"/>
+          </w:tcPr>
+          <w:p>
+            <w:r>
+              <w:t>消费科技</w:t>
+            </w:r>
+          </w:p>
+        </w:tc>
+        <w:tc>
+          <w:tcPr>
+            <w:tcW w:type="dxa" w:w="2160"/>
+          </w:tcPr>
+          <w:p>
+            <w:r>
+              <w:t>295亿</w:t>
+            </w:r>
+          </w:p>
+        </w:tc>
+        <w:tc>
+          <w:tcPr>
+            <w:tcW w:type="dxa" w:w="2160"/>
+          </w:tcPr>
+          <w:p>
+            <w:r>
+              <w:t>15%</w:t>
             </w:r>
           </w:p>
         </w:tc>
@@ -598,27 +596,27 @@
           </w:tcPr>
           <w:p>
             <w:r>
-              <w:t>新能源</w:t>
-            </w:r>
-          </w:p>
-        </w:tc>
-        <w:tc>
-          <w:tcPr>
-            <w:tcW w:type="dxa" w:w="2160"/>
-          </w:tcPr>
-          <w:p>
-            <w:r>
-              <w:t>148亿</w:t>
-            </w:r>
-          </w:p>
-        </w:tc>
-        <w:tc>
-          <w:tcPr>
-            <w:tcW w:type="dxa" w:w="2160"/>
-          </w:tcPr>
-          <w:p>
-            <w:r>
-              <w:t>23%</w:t>
+              <w:t>人工智能</w:t>
+            </w:r>
+          </w:p>
+        </w:tc>
+        <w:tc>
+          <w:tcPr>
+            <w:tcW w:type="dxa" w:w="2160"/>
+          </w:tcPr>
+          <w:p>
+            <w:r>
+              <w:t>163亿</w:t>
+            </w:r>
+          </w:p>
+        </w:tc>
+        <w:tc>
+          <w:tcPr>
+            <w:tcW w:type="dxa" w:w="2160"/>
+          </w:tcPr>
+          <w:p>
+            <w:r>
+              <w:t>25%</w:t>
             </w:r>
           </w:p>
         </w:tc>
@@ -630,37 +628,37 @@
           </w:tcPr>
           <w:p>
             <w:r>
-              <w:t>东方峻景传媒有限公司</w:t>
-            </w:r>
-          </w:p>
-        </w:tc>
-        <w:tc>
-          <w:tcPr>
-            <w:tcW w:type="dxa" w:w="2160"/>
-          </w:tcPr>
-          <w:p>
-            <w:r>
-              <w:t>新能源</w:t>
-            </w:r>
-          </w:p>
-        </w:tc>
-        <w:tc>
-          <w:tcPr>
-            <w:tcW w:type="dxa" w:w="2160"/>
-          </w:tcPr>
-          <w:p>
-            <w:r>
-              <w:t>251亿</w:t>
-            </w:r>
-          </w:p>
-        </w:tc>
-        <w:tc>
-          <w:tcPr>
-            <w:tcW w:type="dxa" w:w="2160"/>
-          </w:tcPr>
-          <w:p>
-            <w:r>
-              <w:t>18%</w:t>
+              <w:t>精芯信息有限公司</w:t>
+            </w:r>
+          </w:p>
+        </w:tc>
+        <w:tc>
+          <w:tcPr>
+            <w:tcW w:type="dxa" w:w="2160"/>
+          </w:tcPr>
+          <w:p>
+            <w:r>
+              <w:t>半导体</w:t>
+            </w:r>
+          </w:p>
+        </w:tc>
+        <w:tc>
+          <w:tcPr>
+            <w:tcW w:type="dxa" w:w="2160"/>
+          </w:tcPr>
+          <w:p>
+            <w:r>
+              <w:t>383亿</w:t>
+            </w:r>
+          </w:p>
+        </w:tc>
+        <w:tc>
+          <w:tcPr>
+            <w:tcW w:type="dxa" w:w="2160"/>
+          </w:tcPr>
+          <w:p>
+            <w:r>
+              <w:t>15%</w:t>
             </w:r>
           </w:p>
         </w:tc>
@@ -672,7 +670,7 @@
           </w:tcPr>
           <w:p>
             <w:r>
-              <w:t>立信电子网络有限公司</w:t>
+              <w:t>信诚致远科技有限公司</w:t>
             </w:r>
           </w:p>
         </w:tc>
@@ -692,17 +690,17 @@
           </w:tcPr>
           <w:p>
             <w:r>
-              <w:t>227亿</w:t>
-            </w:r>
-          </w:p>
-        </w:tc>
-        <w:tc>
-          <w:tcPr>
-            <w:tcW w:type="dxa" w:w="2160"/>
-          </w:tcPr>
-          <w:p>
-            <w:r>
-              <w:t>20%</w:t>
+              <w:t>196亿</w:t>
+            </w:r>
+          </w:p>
+        </w:tc>
+        <w:tc>
+          <w:tcPr>
+            <w:tcW w:type="dxa" w:w="2160"/>
+          </w:tcPr>
+          <w:p>
+            <w:r>
+              <w:t>21%</w:t>
             </w:r>
           </w:p>
         </w:tc>
@@ -714,37 +712,37 @@
           </w:tcPr>
           <w:p>
             <w:r>
-              <w:t>鸿睿思博网络有限公司</w:t>
-            </w:r>
-          </w:p>
-        </w:tc>
-        <w:tc>
-          <w:tcPr>
-            <w:tcW w:type="dxa" w:w="2160"/>
-          </w:tcPr>
-          <w:p>
-            <w:r>
-              <w:t>新能源</w:t>
-            </w:r>
-          </w:p>
-        </w:tc>
-        <w:tc>
-          <w:tcPr>
-            <w:tcW w:type="dxa" w:w="2160"/>
-          </w:tcPr>
-          <w:p>
-            <w:r>
-              <w:t>183亿</w:t>
-            </w:r>
-          </w:p>
-        </w:tc>
-        <w:tc>
-          <w:tcPr>
-            <w:tcW w:type="dxa" w:w="2160"/>
-          </w:tcPr>
-          <w:p>
-            <w:r>
-              <w:t>6%</w:t>
+              <w:t>天开科技有限公司</w:t>
+            </w:r>
+          </w:p>
+        </w:tc>
+        <w:tc>
+          <w:tcPr>
+            <w:tcW w:type="dxa" w:w="2160"/>
+          </w:tcPr>
+          <w:p>
+            <w:r>
+              <w:t>消费科技</w:t>
+            </w:r>
+          </w:p>
+        </w:tc>
+        <w:tc>
+          <w:tcPr>
+            <w:tcW w:type="dxa" w:w="2160"/>
+          </w:tcPr>
+          <w:p>
+            <w:r>
+              <w:t>102亿</w:t>
+            </w:r>
+          </w:p>
+        </w:tc>
+        <w:tc>
+          <w:tcPr>
+            <w:tcW w:type="dxa" w:w="2160"/>
+          </w:tcPr>
+          <w:p>
+            <w:r>
+              <w:t>20%</w:t>
             </w:r>
           </w:p>
         </w:tc>
@@ -756,7 +754,7 @@
           </w:tcPr>
           <w:p>
             <w:r>
-              <w:t>凌云网络有限公司</w:t>
+              <w:t>迪摩信息有限公司</w:t>
             </w:r>
           </w:p>
         </w:tc>
@@ -776,17 +774,17 @@
           </w:tcPr>
           <w:p>
             <w:r>
-              <w:t>729亿</w:t>
-            </w:r>
-          </w:p>
-        </w:tc>
-        <w:tc>
-          <w:tcPr>
-            <w:tcW w:type="dxa" w:w="2160"/>
-          </w:tcPr>
-          <w:p>
-            <w:r>
-              <w:t>25%</w:t>
+              <w:t>201亿</w:t>
+            </w:r>
+          </w:p>
+        </w:tc>
+        <w:tc>
+          <w:tcPr>
+            <w:tcW w:type="dxa" w:w="2160"/>
+          </w:tcPr>
+          <w:p>
+            <w:r>
+              <w:t>23%</w:t>
             </w:r>
           </w:p>
         </w:tc>
@@ -803,11 +801,11 @@
     <w:p>
       <w:r>
         <w:br/>
-        <w:t>信诚致远传媒有限公司 是中国 人工智能 行业的重要企业之一。</w:t>
+        <w:t>联软科技有限公司 是中国 消费科技 行业的重要企业之一。</w:t>
         <w:br/>
-        <w:t>根据华辰资本 风险管理部 的研究，该公司成立于 2015 年，</w:t>
+        <w:t>根据华辰资本 投资策略部 的研究，该公司成立于 2009 年，</w:t>
         <w:br/>
-        <w:t>目前员工规模约 5674 人。公司近年来持续加大研发投入，</w:t>
+        <w:t>目前员工规模约 7080 人。公司近年来持续加大研发投入，</w:t>
         <w:br/>
         <w:t>在核心技术方面形成了较强的竞争壁垒。</w:t>
         <w:br/>
@@ -816,53 +814,9 @@
     <w:p>
       <w:r>
         <w:br/>
-        <w:t>华辰资本旗下的 HC Alpha Growth Fund 在最近的资产配置会议中</w:t>
+        <w:t>根据内部财务模型测算，明腾传媒有限公司 在未来三年</w:t>
         <w:br/>
-        <w:t>讨论了 医疗科技 行业的投资机会，并对 创亿信息有限公司</w:t>
-        <w:br/>
-        <w:t>进行了重点评估。</w:t>
-        <w:br/>
-      </w:r>
-    </w:p>
-    <w:p>
-      <w:r>
-        <w:br/>
-        <w:t>华辰资本旗下的 HC AI Innovation Fund 在最近的资产配置会议中</w:t>
-        <w:br/>
-        <w:t>讨论了 医疗科技 行业的投资机会，并对 创联世纪科技有限公司</w:t>
-        <w:br/>
-        <w:t>进行了重点评估。</w:t>
-        <w:br/>
-      </w:r>
-    </w:p>
-    <w:p>
-      <w:r>
-        <w:br/>
-        <w:t>从产业链角度看，医疗科技 行业主要由上游设备厂商、</w:t>
-        <w:br/>
-        <w:t>中游平台企业以及下游应用厂商组成。</w:t>
-        <w:br/>
-        <w:t>雨林木风计算机网络有限公司 主要位于产业链的 下游 环节。</w:t>
-        <w:br/>
-      </w:r>
-    </w:p>
-    <w:p>
-      <w:r>
-        <w:br/>
-        <w:t>华辰资本旗下的 HC AI Innovation Fund 在最近的资产配置会议中</w:t>
-        <w:br/>
-        <w:t>讨论了 医疗科技 行业的投资机会，并对 创亿信息有限公司</w:t>
-        <w:br/>
-        <w:t>进行了重点评估。</w:t>
-        <w:br/>
-      </w:r>
-    </w:p>
-    <w:p>
-      <w:r>
-        <w:br/>
-        <w:t>根据内部财务模型测算，和泰传媒有限公司 在未来三年</w:t>
-        <w:br/>
-        <w:t>收入复合增长率预计可达到 18% 左右。</w:t>
+        <w:t>收入复合增长率预计可达到 23% 左右。</w:t>
         <w:br/>
         <w:t>该预测基于行业需求增长以及公司产能扩张计划。</w:t>
         <w:br/>
@@ -871,740 +825,13 @@
     <w:p>
       <w:r>
         <w:br/>
-        <w:t>鸿睿思博信息有限公司 是中国 半导体 行业的重要企业之一。</w:t>
+        <w:t>华泰通安传媒有限公司 是中国 消费科技 行业的重要企业之一。</w:t>
         <w:br/>
-        <w:t>根据华辰资本 量化研究部 的研究，该公司成立于 2015 年，</w:t>
+        <w:t>根据华辰资本 投资委员会 的研究，该公司成立于 2006 年，</w:t>
         <w:br/>
-        <w:t>目前员工规模约 1207 人。公司近年来持续加大研发投入，</w:t>
+        <w:t>目前员工规模约 1155 人。公司近年来持续加大研发投入，</w:t>
         <w:br/>
         <w:t>在核心技术方面形成了较强的竞争壁垒。</w:t>
-        <w:br/>
-      </w:r>
-    </w:p>
-    <w:p>
-      <w:r>
-        <w:br/>
-        <w:t>精芯信息有限公司 是中国 消费科技 行业的重要企业之一。</w:t>
-        <w:br/>
-        <w:t>根据华辰资本 风险管理部 的研究，该公司成立于 2010 年，</w:t>
-        <w:br/>
-        <w:t>目前员工规模约 6207 人。公司近年来持续加大研发投入，</w:t>
-        <w:br/>
-        <w:t>在核心技术方面形成了较强的竞争壁垒。</w:t>
-        <w:br/>
-      </w:r>
-    </w:p>
-    <w:tbl>
-      <w:tblPr>
-        <w:tblW w:type="auto" w:w="0"/>
-        <w:tblLook w:firstColumn="1" w:firstRow="1" w:lastColumn="0" w:lastRow="0" w:noHBand="0" w:noVBand="1" w:val="04A0"/>
-      </w:tblPr>
-      <w:tblGrid>
-        <w:gridCol w:w="2160"/>
-        <w:gridCol w:w="2160"/>
-        <w:gridCol w:w="2160"/>
-        <w:gridCol w:w="2160"/>
-      </w:tblGrid>
-      <w:tr>
-        <w:tc>
-          <w:tcPr>
-            <w:tcW w:type="dxa" w:w="2160"/>
-          </w:tcPr>
-          <w:p>
-            <w:r>
-              <w:t>公司</w:t>
-            </w:r>
-          </w:p>
-        </w:tc>
-        <w:tc>
-          <w:tcPr>
-            <w:tcW w:type="dxa" w:w="2160"/>
-          </w:tcPr>
-          <w:p>
-            <w:r>
-              <w:t>行业</w:t>
-            </w:r>
-          </w:p>
-        </w:tc>
-        <w:tc>
-          <w:tcPr>
-            <w:tcW w:type="dxa" w:w="2160"/>
-          </w:tcPr>
-          <w:p>
-            <w:r>
-              <w:t>市值</w:t>
-            </w:r>
-          </w:p>
-        </w:tc>
-        <w:tc>
-          <w:tcPr>
-            <w:tcW w:type="dxa" w:w="2160"/>
-          </w:tcPr>
-          <w:p>
-            <w:r>
-              <w:t>增长率</w:t>
-            </w:r>
-          </w:p>
-        </w:tc>
-      </w:tr>
-      <w:tr>
-        <w:tc>
-          <w:tcPr>
-            <w:tcW w:type="dxa" w:w="2160"/>
-          </w:tcPr>
-          <w:p>
-            <w:r>
-              <w:t>创亿信息有限公司</w:t>
-            </w:r>
-          </w:p>
-        </w:tc>
-        <w:tc>
-          <w:tcPr>
-            <w:tcW w:type="dxa" w:w="2160"/>
-          </w:tcPr>
-          <w:p>
-            <w:r>
-              <w:t>医疗科技</w:t>
-            </w:r>
-          </w:p>
-        </w:tc>
-        <w:tc>
-          <w:tcPr>
-            <w:tcW w:type="dxa" w:w="2160"/>
-          </w:tcPr>
-          <w:p>
-            <w:r>
-              <w:t>142亿</w:t>
-            </w:r>
-          </w:p>
-        </w:tc>
-        <w:tc>
-          <w:tcPr>
-            <w:tcW w:type="dxa" w:w="2160"/>
-          </w:tcPr>
-          <w:p>
-            <w:r>
-              <w:t>20%</w:t>
-            </w:r>
-          </w:p>
-        </w:tc>
-      </w:tr>
-      <w:tr>
-        <w:tc>
-          <w:tcPr>
-            <w:tcW w:type="dxa" w:w="2160"/>
-          </w:tcPr>
-          <w:p>
-            <w:r>
-              <w:t>天益科技有限公司</w:t>
-            </w:r>
-          </w:p>
-        </w:tc>
-        <w:tc>
-          <w:tcPr>
-            <w:tcW w:type="dxa" w:w="2160"/>
-          </w:tcPr>
-          <w:p>
-            <w:r>
-              <w:t>半导体</w:t>
-            </w:r>
-          </w:p>
-        </w:tc>
-        <w:tc>
-          <w:tcPr>
-            <w:tcW w:type="dxa" w:w="2160"/>
-          </w:tcPr>
-          <w:p>
-            <w:r>
-              <w:t>727亿</w:t>
-            </w:r>
-          </w:p>
-        </w:tc>
-        <w:tc>
-          <w:tcPr>
-            <w:tcW w:type="dxa" w:w="2160"/>
-          </w:tcPr>
-          <w:p>
-            <w:r>
-              <w:t>16%</w:t>
-            </w:r>
-          </w:p>
-        </w:tc>
-      </w:tr>
-      <w:tr>
-        <w:tc>
-          <w:tcPr>
-            <w:tcW w:type="dxa" w:w="2160"/>
-          </w:tcPr>
-          <w:p>
-            <w:r>
-              <w:t>东方峻景传媒有限公司</w:t>
-            </w:r>
-          </w:p>
-        </w:tc>
-        <w:tc>
-          <w:tcPr>
-            <w:tcW w:type="dxa" w:w="2160"/>
-          </w:tcPr>
-          <w:p>
-            <w:r>
-              <w:t>新能源</w:t>
-            </w:r>
-          </w:p>
-        </w:tc>
-        <w:tc>
-          <w:tcPr>
-            <w:tcW w:type="dxa" w:w="2160"/>
-          </w:tcPr>
-          <w:p>
-            <w:r>
-              <w:t>772亿</w:t>
-            </w:r>
-          </w:p>
-        </w:tc>
-        <w:tc>
-          <w:tcPr>
-            <w:tcW w:type="dxa" w:w="2160"/>
-          </w:tcPr>
-          <w:p>
-            <w:r>
-              <w:t>22%</w:t>
-            </w:r>
-          </w:p>
-        </w:tc>
-      </w:tr>
-      <w:tr>
-        <w:tc>
-          <w:tcPr>
-            <w:tcW w:type="dxa" w:w="2160"/>
-          </w:tcPr>
-          <w:p>
-            <w:r>
-              <w:t>天益信息有限公司</w:t>
-            </w:r>
-          </w:p>
-        </w:tc>
-        <w:tc>
-          <w:tcPr>
-            <w:tcW w:type="dxa" w:w="2160"/>
-          </w:tcPr>
-          <w:p>
-            <w:r>
-              <w:t>云计算</w:t>
-            </w:r>
-          </w:p>
-        </w:tc>
-        <w:tc>
-          <w:tcPr>
-            <w:tcW w:type="dxa" w:w="2160"/>
-          </w:tcPr>
-          <w:p>
-            <w:r>
-              <w:t>788亿</w:t>
-            </w:r>
-          </w:p>
-        </w:tc>
-        <w:tc>
-          <w:tcPr>
-            <w:tcW w:type="dxa" w:w="2160"/>
-          </w:tcPr>
-          <w:p>
-            <w:r>
-              <w:t>8%</w:t>
-            </w:r>
-          </w:p>
-        </w:tc>
-      </w:tr>
-      <w:tr>
-        <w:tc>
-          <w:tcPr>
-            <w:tcW w:type="dxa" w:w="2160"/>
-          </w:tcPr>
-          <w:p>
-            <w:r>
-              <w:t>天益科技有限公司</w:t>
-            </w:r>
-          </w:p>
-        </w:tc>
-        <w:tc>
-          <w:tcPr>
-            <w:tcW w:type="dxa" w:w="2160"/>
-          </w:tcPr>
-          <w:p>
-            <w:r>
-              <w:t>半导体</w:t>
-            </w:r>
-          </w:p>
-        </w:tc>
-        <w:tc>
-          <w:tcPr>
-            <w:tcW w:type="dxa" w:w="2160"/>
-          </w:tcPr>
-          <w:p>
-            <w:r>
-              <w:t>323亿</w:t>
-            </w:r>
-          </w:p>
-        </w:tc>
-        <w:tc>
-          <w:tcPr>
-            <w:tcW w:type="dxa" w:w="2160"/>
-          </w:tcPr>
-          <w:p>
-            <w:r>
-              <w:t>20%</w:t>
-            </w:r>
-          </w:p>
-        </w:tc>
-      </w:tr>
-      <w:tr>
-        <w:tc>
-          <w:tcPr>
-            <w:tcW w:type="dxa" w:w="2160"/>
-          </w:tcPr>
-          <w:p>
-            <w:r>
-              <w:t>鸿睿思博信息有限公司</w:t>
-            </w:r>
-          </w:p>
-        </w:tc>
-        <w:tc>
-          <w:tcPr>
-            <w:tcW w:type="dxa" w:w="2160"/>
-          </w:tcPr>
-          <w:p>
-            <w:r>
-              <w:t>半导体</w:t>
-            </w:r>
-          </w:p>
-        </w:tc>
-        <w:tc>
-          <w:tcPr>
-            <w:tcW w:type="dxa" w:w="2160"/>
-          </w:tcPr>
-          <w:p>
-            <w:r>
-              <w:t>685亿</w:t>
-            </w:r>
-          </w:p>
-        </w:tc>
-        <w:tc>
-          <w:tcPr>
-            <w:tcW w:type="dxa" w:w="2160"/>
-          </w:tcPr>
-          <w:p>
-            <w:r>
-              <w:t>9%</w:t>
-            </w:r>
-          </w:p>
-        </w:tc>
-      </w:tr>
-      <w:tr>
-        <w:tc>
-          <w:tcPr>
-            <w:tcW w:type="dxa" w:w="2160"/>
-          </w:tcPr>
-          <w:p>
-            <w:r>
-              <w:t>济南亿次元网络有限公司</w:t>
-            </w:r>
-          </w:p>
-        </w:tc>
-        <w:tc>
-          <w:tcPr>
-            <w:tcW w:type="dxa" w:w="2160"/>
-          </w:tcPr>
-          <w:p>
-            <w:r>
-              <w:t>机器人</w:t>
-            </w:r>
-          </w:p>
-        </w:tc>
-        <w:tc>
-          <w:tcPr>
-            <w:tcW w:type="dxa" w:w="2160"/>
-          </w:tcPr>
-          <w:p>
-            <w:r>
-              <w:t>573亿</w:t>
-            </w:r>
-          </w:p>
-        </w:tc>
-        <w:tc>
-          <w:tcPr>
-            <w:tcW w:type="dxa" w:w="2160"/>
-          </w:tcPr>
-          <w:p>
-            <w:r>
-              <w:t>6%</w:t>
-            </w:r>
-          </w:p>
-        </w:tc>
-      </w:tr>
-      <w:tr>
-        <w:tc>
-          <w:tcPr>
-            <w:tcW w:type="dxa" w:w="2160"/>
-          </w:tcPr>
-          <w:p>
-            <w:r>
-              <w:t>雨林木风计算机网络有限公司</w:t>
-            </w:r>
-          </w:p>
-        </w:tc>
-        <w:tc>
-          <w:tcPr>
-            <w:tcW w:type="dxa" w:w="2160"/>
-          </w:tcPr>
-          <w:p>
-            <w:r>
-              <w:t>医疗科技</w:t>
-            </w:r>
-          </w:p>
-        </w:tc>
-        <w:tc>
-          <w:tcPr>
-            <w:tcW w:type="dxa" w:w="2160"/>
-          </w:tcPr>
-          <w:p>
-            <w:r>
-              <w:t>449亿</w:t>
-            </w:r>
-          </w:p>
-        </w:tc>
-        <w:tc>
-          <w:tcPr>
-            <w:tcW w:type="dxa" w:w="2160"/>
-          </w:tcPr>
-          <w:p>
-            <w:r>
-              <w:t>24%</w:t>
-            </w:r>
-          </w:p>
-        </w:tc>
-      </w:tr>
-      <w:tr>
-        <w:tc>
-          <w:tcPr>
-            <w:tcW w:type="dxa" w:w="2160"/>
-          </w:tcPr>
-          <w:p>
-            <w:r>
-              <w:t>银嘉信息有限公司</w:t>
-            </w:r>
-          </w:p>
-        </w:tc>
-        <w:tc>
-          <w:tcPr>
-            <w:tcW w:type="dxa" w:w="2160"/>
-          </w:tcPr>
-          <w:p>
-            <w:r>
-              <w:t>消费科技</w:t>
-            </w:r>
-          </w:p>
-        </w:tc>
-        <w:tc>
-          <w:tcPr>
-            <w:tcW w:type="dxa" w:w="2160"/>
-          </w:tcPr>
-          <w:p>
-            <w:r>
-              <w:t>661亿</w:t>
-            </w:r>
-          </w:p>
-        </w:tc>
-        <w:tc>
-          <w:tcPr>
-            <w:tcW w:type="dxa" w:w="2160"/>
-          </w:tcPr>
-          <w:p>
-            <w:r>
-              <w:t>22%</w:t>
-            </w:r>
-          </w:p>
-        </w:tc>
-      </w:tr>
-      <w:tr>
-        <w:tc>
-          <w:tcPr>
-            <w:tcW w:type="dxa" w:w="2160"/>
-          </w:tcPr>
-          <w:p>
-            <w:r>
-              <w:t>浦华众城科技有限公司</w:t>
-            </w:r>
-          </w:p>
-        </w:tc>
-        <w:tc>
-          <w:tcPr>
-            <w:tcW w:type="dxa" w:w="2160"/>
-          </w:tcPr>
-          <w:p>
-            <w:r>
-              <w:t>半导体</w:t>
-            </w:r>
-          </w:p>
-        </w:tc>
-        <w:tc>
-          <w:tcPr>
-            <w:tcW w:type="dxa" w:w="2160"/>
-          </w:tcPr>
-          <w:p>
-            <w:r>
-              <w:t>340亿</w:t>
-            </w:r>
-          </w:p>
-        </w:tc>
-        <w:tc>
-          <w:tcPr>
-            <w:tcW w:type="dxa" w:w="2160"/>
-          </w:tcPr>
-          <w:p>
-            <w:r>
-              <w:t>22%</w:t>
-            </w:r>
-          </w:p>
-        </w:tc>
-      </w:tr>
-      <w:tr>
-        <w:tc>
-          <w:tcPr>
-            <w:tcW w:type="dxa" w:w="2160"/>
-          </w:tcPr>
-          <w:p>
-            <w:r>
-              <w:t>昂歌信息科技有限公司</w:t>
-            </w:r>
-          </w:p>
-        </w:tc>
-        <w:tc>
-          <w:tcPr>
-            <w:tcW w:type="dxa" w:w="2160"/>
-          </w:tcPr>
-          <w:p>
-            <w:r>
-              <w:t>消费科技</w:t>
-            </w:r>
-          </w:p>
-        </w:tc>
-        <w:tc>
-          <w:tcPr>
-            <w:tcW w:type="dxa" w:w="2160"/>
-          </w:tcPr>
-          <w:p>
-            <w:r>
-              <w:t>525亿</w:t>
-            </w:r>
-          </w:p>
-        </w:tc>
-        <w:tc>
-          <w:tcPr>
-            <w:tcW w:type="dxa" w:w="2160"/>
-          </w:tcPr>
-          <w:p>
-            <w:r>
-              <w:t>23%</w:t>
-            </w:r>
-          </w:p>
-        </w:tc>
-      </w:tr>
-      <w:tr>
-        <w:tc>
-          <w:tcPr>
-            <w:tcW w:type="dxa" w:w="2160"/>
-          </w:tcPr>
-          <w:p>
-            <w:r>
-              <w:t>天益信息有限公司</w:t>
-            </w:r>
-          </w:p>
-        </w:tc>
-        <w:tc>
-          <w:tcPr>
-            <w:tcW w:type="dxa" w:w="2160"/>
-          </w:tcPr>
-          <w:p>
-            <w:r>
-              <w:t>云计算</w:t>
-            </w:r>
-          </w:p>
-        </w:tc>
-        <w:tc>
-          <w:tcPr>
-            <w:tcW w:type="dxa" w:w="2160"/>
-          </w:tcPr>
-          <w:p>
-            <w:r>
-              <w:t>289亿</w:t>
-            </w:r>
-          </w:p>
-        </w:tc>
-        <w:tc>
-          <w:tcPr>
-            <w:tcW w:type="dxa" w:w="2160"/>
-          </w:tcPr>
-          <w:p>
-            <w:r>
-              <w:t>16%</w:t>
-            </w:r>
-          </w:p>
-        </w:tc>
-      </w:tr>
-      <w:tr>
-        <w:tc>
-          <w:tcPr>
-            <w:tcW w:type="dxa" w:w="2160"/>
-          </w:tcPr>
-          <w:p>
-            <w:r>
-              <w:t>东方峻景传媒有限公司</w:t>
-            </w:r>
-          </w:p>
-        </w:tc>
-        <w:tc>
-          <w:tcPr>
-            <w:tcW w:type="dxa" w:w="2160"/>
-          </w:tcPr>
-          <w:p>
-            <w:r>
-              <w:t>新能源</w:t>
-            </w:r>
-          </w:p>
-        </w:tc>
-        <w:tc>
-          <w:tcPr>
-            <w:tcW w:type="dxa" w:w="2160"/>
-          </w:tcPr>
-          <w:p>
-            <w:r>
-              <w:t>414亿</w:t>
-            </w:r>
-          </w:p>
-        </w:tc>
-        <w:tc>
-          <w:tcPr>
-            <w:tcW w:type="dxa" w:w="2160"/>
-          </w:tcPr>
-          <w:p>
-            <w:r>
-              <w:t>8%</w:t>
-            </w:r>
-          </w:p>
-        </w:tc>
-      </w:tr>
-      <w:tr>
-        <w:tc>
-          <w:tcPr>
-            <w:tcW w:type="dxa" w:w="2160"/>
-          </w:tcPr>
-          <w:p>
-            <w:r>
-              <w:t>创亿信息有限公司</w:t>
-            </w:r>
-          </w:p>
-        </w:tc>
-        <w:tc>
-          <w:tcPr>
-            <w:tcW w:type="dxa" w:w="2160"/>
-          </w:tcPr>
-          <w:p>
-            <w:r>
-              <w:t>医疗科技</w:t>
-            </w:r>
-          </w:p>
-        </w:tc>
-        <w:tc>
-          <w:tcPr>
-            <w:tcW w:type="dxa" w:w="2160"/>
-          </w:tcPr>
-          <w:p>
-            <w:r>
-              <w:t>723亿</w:t>
-            </w:r>
-          </w:p>
-        </w:tc>
-        <w:tc>
-          <w:tcPr>
-            <w:tcW w:type="dxa" w:w="2160"/>
-          </w:tcPr>
-          <w:p>
-            <w:r>
-              <w:t>28%</w:t>
-            </w:r>
-          </w:p>
-        </w:tc>
-      </w:tr>
-      <w:tr>
-        <w:tc>
-          <w:tcPr>
-            <w:tcW w:type="dxa" w:w="2160"/>
-          </w:tcPr>
-          <w:p>
-            <w:r>
-              <w:t>天益信息有限公司</w:t>
-            </w:r>
-          </w:p>
-        </w:tc>
-        <w:tc>
-          <w:tcPr>
-            <w:tcW w:type="dxa" w:w="2160"/>
-          </w:tcPr>
-          <w:p>
-            <w:r>
-              <w:t>云计算</w:t>
-            </w:r>
-          </w:p>
-        </w:tc>
-        <w:tc>
-          <w:tcPr>
-            <w:tcW w:type="dxa" w:w="2160"/>
-          </w:tcPr>
-          <w:p>
-            <w:r>
-              <w:t>241亿</w:t>
-            </w:r>
-          </w:p>
-        </w:tc>
-        <w:tc>
-          <w:tcPr>
-            <w:tcW w:type="dxa" w:w="2160"/>
-          </w:tcPr>
-          <w:p>
-            <w:r>
-              <w:t>12%</w:t>
-            </w:r>
-          </w:p>
-        </w:tc>
-      </w:tr>
-    </w:tbl>
-    <w:p>
-      <w:pPr>
-        <w:pStyle w:val="Heading1"/>
-      </w:pPr>
-      <w:r>
-        <w:t>行业分析 3</w:t>
-      </w:r>
-    </w:p>
-    <w:p>
-      <w:r>
-        <w:br/>
-        <w:t>从产业链角度看，消费科技 行业主要由上游设备厂商、</w:t>
-        <w:br/>
-        <w:t>中游平台企业以及下游应用厂商组成。</w:t>
-        <w:br/>
-        <w:t>南康网络有限公司 主要位于产业链的 下游 环节。</w:t>
-        <w:br/>
-      </w:r>
-    </w:p>
-    <w:p>
-      <w:r>
-        <w:br/>
-        <w:t>风险管理部认为，机器人 行业仍然面临若干</w:t>
-        <w:br/>
-        <w:t>不确定性因素，包括技术迭代风险、政策变化、</w:t>
-        <w:br/>
-        <w:t>以及市场竞争加剧等问题。</w:t>
         <w:br/>
       </w:r>
     </w:p>
@@ -1622,11 +849,806 @@
     <w:p>
       <w:r>
         <w:br/>
-        <w:t>从产业链角度看，消费科技 行业主要由上游设备厂商、</w:t>
+        <w:t>华辰资本旗下的 HC Global Macro Fund 在最近的资产配置会议中</w:t>
+        <w:br/>
+        <w:t>讨论了 医疗科技 行业的投资机会，并对 华成育卓科技有限公司</w:t>
+        <w:br/>
+        <w:t>进行了重点评估。</w:t>
+        <w:br/>
+      </w:r>
+    </w:p>
+    <w:p>
+      <w:r>
+        <w:br/>
+        <w:t>风险管理部认为，人工智能 行业仍然面临若干</w:t>
+        <w:br/>
+        <w:t>不确定性因素，包括技术迭代风险、政策变化、</w:t>
+        <w:br/>
+        <w:t>以及市场竞争加剧等问题。</w:t>
+        <w:br/>
+      </w:r>
+    </w:p>
+    <w:p>
+      <w:r>
+        <w:br/>
+        <w:t>从产业链角度看，新能源 行业主要由上游设备厂商、</w:t>
         <w:br/>
         <w:t>中游平台企业以及下游应用厂商组成。</w:t>
         <w:br/>
-        <w:t>昂歌信息科技有限公司 主要位于产业链的 下游 环节。</w:t>
+        <w:t>创汇传媒有限公司 主要位于产业链的 下游 环节。</w:t>
+        <w:br/>
+      </w:r>
+    </w:p>
+    <w:p>
+      <w:r>
+        <w:br/>
+        <w:t>根据内部财务模型测算，通际名联科技有限公司 在未来三年</w:t>
+        <w:br/>
+        <w:t>收入复合增长率预计可达到 16% 左右。</w:t>
+        <w:br/>
+        <w:t>该预测基于行业需求增长以及公司产能扩张计划。</w:t>
+        <w:br/>
+      </w:r>
+    </w:p>
+    <w:tbl>
+      <w:tblPr>
+        <w:tblW w:type="auto" w:w="0"/>
+        <w:tblLook w:firstColumn="1" w:firstRow="1" w:lastColumn="0" w:lastRow="0" w:noHBand="0" w:noVBand="1" w:val="04A0"/>
+      </w:tblPr>
+      <w:tblGrid>
+        <w:gridCol w:w="2160"/>
+        <w:gridCol w:w="2160"/>
+        <w:gridCol w:w="2160"/>
+        <w:gridCol w:w="2160"/>
+      </w:tblGrid>
+      <w:tr>
+        <w:tc>
+          <w:tcPr>
+            <w:tcW w:type="dxa" w:w="2160"/>
+          </w:tcPr>
+          <w:p>
+            <w:r>
+              <w:t>公司</w:t>
+            </w:r>
+          </w:p>
+        </w:tc>
+        <w:tc>
+          <w:tcPr>
+            <w:tcW w:type="dxa" w:w="2160"/>
+          </w:tcPr>
+          <w:p>
+            <w:r>
+              <w:t>行业</w:t>
+            </w:r>
+          </w:p>
+        </w:tc>
+        <w:tc>
+          <w:tcPr>
+            <w:tcW w:type="dxa" w:w="2160"/>
+          </w:tcPr>
+          <w:p>
+            <w:r>
+              <w:t>市值</w:t>
+            </w:r>
+          </w:p>
+        </w:tc>
+        <w:tc>
+          <w:tcPr>
+            <w:tcW w:type="dxa" w:w="2160"/>
+          </w:tcPr>
+          <w:p>
+            <w:r>
+              <w:t>增长率</w:t>
+            </w:r>
+          </w:p>
+        </w:tc>
+      </w:tr>
+      <w:tr>
+        <w:tc>
+          <w:tcPr>
+            <w:tcW w:type="dxa" w:w="2160"/>
+          </w:tcPr>
+          <w:p>
+            <w:r>
+              <w:t>恩悌网络有限公司</w:t>
+            </w:r>
+          </w:p>
+        </w:tc>
+        <w:tc>
+          <w:tcPr>
+            <w:tcW w:type="dxa" w:w="2160"/>
+          </w:tcPr>
+          <w:p>
+            <w:r>
+              <w:t>新能源</w:t>
+            </w:r>
+          </w:p>
+        </w:tc>
+        <w:tc>
+          <w:tcPr>
+            <w:tcW w:type="dxa" w:w="2160"/>
+          </w:tcPr>
+          <w:p>
+            <w:r>
+              <w:t>561亿</w:t>
+            </w:r>
+          </w:p>
+        </w:tc>
+        <w:tc>
+          <w:tcPr>
+            <w:tcW w:type="dxa" w:w="2160"/>
+          </w:tcPr>
+          <w:p>
+            <w:r>
+              <w:t>19%</w:t>
+            </w:r>
+          </w:p>
+        </w:tc>
+      </w:tr>
+      <w:tr>
+        <w:tc>
+          <w:tcPr>
+            <w:tcW w:type="dxa" w:w="2160"/>
+          </w:tcPr>
+          <w:p>
+            <w:r>
+              <w:t>创联世纪信息有限公司</w:t>
+            </w:r>
+          </w:p>
+        </w:tc>
+        <w:tc>
+          <w:tcPr>
+            <w:tcW w:type="dxa" w:w="2160"/>
+          </w:tcPr>
+          <w:p>
+            <w:r>
+              <w:t>云计算</w:t>
+            </w:r>
+          </w:p>
+        </w:tc>
+        <w:tc>
+          <w:tcPr>
+            <w:tcW w:type="dxa" w:w="2160"/>
+          </w:tcPr>
+          <w:p>
+            <w:r>
+              <w:t>780亿</w:t>
+            </w:r>
+          </w:p>
+        </w:tc>
+        <w:tc>
+          <w:tcPr>
+            <w:tcW w:type="dxa" w:w="2160"/>
+          </w:tcPr>
+          <w:p>
+            <w:r>
+              <w:t>21%</w:t>
+            </w:r>
+          </w:p>
+        </w:tc>
+      </w:tr>
+      <w:tr>
+        <w:tc>
+          <w:tcPr>
+            <w:tcW w:type="dxa" w:w="2160"/>
+          </w:tcPr>
+          <w:p>
+            <w:r>
+              <w:t>佳禾传媒有限公司</w:t>
+            </w:r>
+          </w:p>
+        </w:tc>
+        <w:tc>
+          <w:tcPr>
+            <w:tcW w:type="dxa" w:w="2160"/>
+          </w:tcPr>
+          <w:p>
+            <w:r>
+              <w:t>云计算</w:t>
+            </w:r>
+          </w:p>
+        </w:tc>
+        <w:tc>
+          <w:tcPr>
+            <w:tcW w:type="dxa" w:w="2160"/>
+          </w:tcPr>
+          <w:p>
+            <w:r>
+              <w:t>109亿</w:t>
+            </w:r>
+          </w:p>
+        </w:tc>
+        <w:tc>
+          <w:tcPr>
+            <w:tcW w:type="dxa" w:w="2160"/>
+          </w:tcPr>
+          <w:p>
+            <w:r>
+              <w:t>14%</w:t>
+            </w:r>
+          </w:p>
+        </w:tc>
+      </w:tr>
+      <w:tr>
+        <w:tc>
+          <w:tcPr>
+            <w:tcW w:type="dxa" w:w="2160"/>
+          </w:tcPr>
+          <w:p>
+            <w:r>
+              <w:t>飞海科技传媒有限公司</w:t>
+            </w:r>
+          </w:p>
+        </w:tc>
+        <w:tc>
+          <w:tcPr>
+            <w:tcW w:type="dxa" w:w="2160"/>
+          </w:tcPr>
+          <w:p>
+            <w:r>
+              <w:t>消费科技</w:t>
+            </w:r>
+          </w:p>
+        </w:tc>
+        <w:tc>
+          <w:tcPr>
+            <w:tcW w:type="dxa" w:w="2160"/>
+          </w:tcPr>
+          <w:p>
+            <w:r>
+              <w:t>378亿</w:t>
+            </w:r>
+          </w:p>
+        </w:tc>
+        <w:tc>
+          <w:tcPr>
+            <w:tcW w:type="dxa" w:w="2160"/>
+          </w:tcPr>
+          <w:p>
+            <w:r>
+              <w:t>12%</w:t>
+            </w:r>
+          </w:p>
+        </w:tc>
+      </w:tr>
+      <w:tr>
+        <w:tc>
+          <w:tcPr>
+            <w:tcW w:type="dxa" w:w="2160"/>
+          </w:tcPr>
+          <w:p>
+            <w:r>
+              <w:t>迪摩信息有限公司</w:t>
+            </w:r>
+          </w:p>
+        </w:tc>
+        <w:tc>
+          <w:tcPr>
+            <w:tcW w:type="dxa" w:w="2160"/>
+          </w:tcPr>
+          <w:p>
+            <w:r>
+              <w:t>医疗科技</w:t>
+            </w:r>
+          </w:p>
+        </w:tc>
+        <w:tc>
+          <w:tcPr>
+            <w:tcW w:type="dxa" w:w="2160"/>
+          </w:tcPr>
+          <w:p>
+            <w:r>
+              <w:t>789亿</w:t>
+            </w:r>
+          </w:p>
+        </w:tc>
+        <w:tc>
+          <w:tcPr>
+            <w:tcW w:type="dxa" w:w="2160"/>
+          </w:tcPr>
+          <w:p>
+            <w:r>
+              <w:t>14%</w:t>
+            </w:r>
+          </w:p>
+        </w:tc>
+      </w:tr>
+      <w:tr>
+        <w:tc>
+          <w:tcPr>
+            <w:tcW w:type="dxa" w:w="2160"/>
+          </w:tcPr>
+          <w:p>
+            <w:r>
+              <w:t>雨林木风计算机科技有限公司</w:t>
+            </w:r>
+          </w:p>
+        </w:tc>
+        <w:tc>
+          <w:tcPr>
+            <w:tcW w:type="dxa" w:w="2160"/>
+          </w:tcPr>
+          <w:p>
+            <w:r>
+              <w:t>半导体</w:t>
+            </w:r>
+          </w:p>
+        </w:tc>
+        <w:tc>
+          <w:tcPr>
+            <w:tcW w:type="dxa" w:w="2160"/>
+          </w:tcPr>
+          <w:p>
+            <w:r>
+              <w:t>272亿</w:t>
+            </w:r>
+          </w:p>
+        </w:tc>
+        <w:tc>
+          <w:tcPr>
+            <w:tcW w:type="dxa" w:w="2160"/>
+          </w:tcPr>
+          <w:p>
+            <w:r>
+              <w:t>20%</w:t>
+            </w:r>
+          </w:p>
+        </w:tc>
+      </w:tr>
+      <w:tr>
+        <w:tc>
+          <w:tcPr>
+            <w:tcW w:type="dxa" w:w="2160"/>
+          </w:tcPr>
+          <w:p>
+            <w:r>
+              <w:t>联软科技有限公司</w:t>
+            </w:r>
+          </w:p>
+        </w:tc>
+        <w:tc>
+          <w:tcPr>
+            <w:tcW w:type="dxa" w:w="2160"/>
+          </w:tcPr>
+          <w:p>
+            <w:r>
+              <w:t>消费科技</w:t>
+            </w:r>
+          </w:p>
+        </w:tc>
+        <w:tc>
+          <w:tcPr>
+            <w:tcW w:type="dxa" w:w="2160"/>
+          </w:tcPr>
+          <w:p>
+            <w:r>
+              <w:t>257亿</w:t>
+            </w:r>
+          </w:p>
+        </w:tc>
+        <w:tc>
+          <w:tcPr>
+            <w:tcW w:type="dxa" w:w="2160"/>
+          </w:tcPr>
+          <w:p>
+            <w:r>
+              <w:t>6%</w:t>
+            </w:r>
+          </w:p>
+        </w:tc>
+      </w:tr>
+      <w:tr>
+        <w:tc>
+          <w:tcPr>
+            <w:tcW w:type="dxa" w:w="2160"/>
+          </w:tcPr>
+          <w:p>
+            <w:r>
+              <w:t>通际名联网络有限公司</w:t>
+            </w:r>
+          </w:p>
+        </w:tc>
+        <w:tc>
+          <w:tcPr>
+            <w:tcW w:type="dxa" w:w="2160"/>
+          </w:tcPr>
+          <w:p>
+            <w:r>
+              <w:t>机器人</w:t>
+            </w:r>
+          </w:p>
+        </w:tc>
+        <w:tc>
+          <w:tcPr>
+            <w:tcW w:type="dxa" w:w="2160"/>
+          </w:tcPr>
+          <w:p>
+            <w:r>
+              <w:t>629亿</w:t>
+            </w:r>
+          </w:p>
+        </w:tc>
+        <w:tc>
+          <w:tcPr>
+            <w:tcW w:type="dxa" w:w="2160"/>
+          </w:tcPr>
+          <w:p>
+            <w:r>
+              <w:t>14%</w:t>
+            </w:r>
+          </w:p>
+        </w:tc>
+      </w:tr>
+      <w:tr>
+        <w:tc>
+          <w:tcPr>
+            <w:tcW w:type="dxa" w:w="2160"/>
+          </w:tcPr>
+          <w:p>
+            <w:r>
+              <w:t>迪摩信息有限公司</w:t>
+            </w:r>
+          </w:p>
+        </w:tc>
+        <w:tc>
+          <w:tcPr>
+            <w:tcW w:type="dxa" w:w="2160"/>
+          </w:tcPr>
+          <w:p>
+            <w:r>
+              <w:t>医疗科技</w:t>
+            </w:r>
+          </w:p>
+        </w:tc>
+        <w:tc>
+          <w:tcPr>
+            <w:tcW w:type="dxa" w:w="2160"/>
+          </w:tcPr>
+          <w:p>
+            <w:r>
+              <w:t>122亿</w:t>
+            </w:r>
+          </w:p>
+        </w:tc>
+        <w:tc>
+          <w:tcPr>
+            <w:tcW w:type="dxa" w:w="2160"/>
+          </w:tcPr>
+          <w:p>
+            <w:r>
+              <w:t>14%</w:t>
+            </w:r>
+          </w:p>
+        </w:tc>
+      </w:tr>
+      <w:tr>
+        <w:tc>
+          <w:tcPr>
+            <w:tcW w:type="dxa" w:w="2160"/>
+          </w:tcPr>
+          <w:p>
+            <w:r>
+              <w:t>昊嘉科技有限公司</w:t>
+            </w:r>
+          </w:p>
+        </w:tc>
+        <w:tc>
+          <w:tcPr>
+            <w:tcW w:type="dxa" w:w="2160"/>
+          </w:tcPr>
+          <w:p>
+            <w:r>
+              <w:t>医疗科技</w:t>
+            </w:r>
+          </w:p>
+        </w:tc>
+        <w:tc>
+          <w:tcPr>
+            <w:tcW w:type="dxa" w:w="2160"/>
+          </w:tcPr>
+          <w:p>
+            <w:r>
+              <w:t>734亿</w:t>
+            </w:r>
+          </w:p>
+        </w:tc>
+        <w:tc>
+          <w:tcPr>
+            <w:tcW w:type="dxa" w:w="2160"/>
+          </w:tcPr>
+          <w:p>
+            <w:r>
+              <w:t>24%</w:t>
+            </w:r>
+          </w:p>
+        </w:tc>
+      </w:tr>
+      <w:tr>
+        <w:tc>
+          <w:tcPr>
+            <w:tcW w:type="dxa" w:w="2160"/>
+          </w:tcPr>
+          <w:p>
+            <w:r>
+              <w:t>方正科技信息有限公司</w:t>
+            </w:r>
+          </w:p>
+        </w:tc>
+        <w:tc>
+          <w:tcPr>
+            <w:tcW w:type="dxa" w:w="2160"/>
+          </w:tcPr>
+          <w:p>
+            <w:r>
+              <w:t>消费科技</w:t>
+            </w:r>
+          </w:p>
+        </w:tc>
+        <w:tc>
+          <w:tcPr>
+            <w:tcW w:type="dxa" w:w="2160"/>
+          </w:tcPr>
+          <w:p>
+            <w:r>
+              <w:t>272亿</w:t>
+            </w:r>
+          </w:p>
+        </w:tc>
+        <w:tc>
+          <w:tcPr>
+            <w:tcW w:type="dxa" w:w="2160"/>
+          </w:tcPr>
+          <w:p>
+            <w:r>
+              <w:t>10%</w:t>
+            </w:r>
+          </w:p>
+        </w:tc>
+      </w:tr>
+      <w:tr>
+        <w:tc>
+          <w:tcPr>
+            <w:tcW w:type="dxa" w:w="2160"/>
+          </w:tcPr>
+          <w:p>
+            <w:r>
+              <w:t>鑫博腾飞信息有限公司</w:t>
+            </w:r>
+          </w:p>
+        </w:tc>
+        <w:tc>
+          <w:tcPr>
+            <w:tcW w:type="dxa" w:w="2160"/>
+          </w:tcPr>
+          <w:p>
+            <w:r>
+              <w:t>消费科技</w:t>
+            </w:r>
+          </w:p>
+        </w:tc>
+        <w:tc>
+          <w:tcPr>
+            <w:tcW w:type="dxa" w:w="2160"/>
+          </w:tcPr>
+          <w:p>
+            <w:r>
+              <w:t>147亿</w:t>
+            </w:r>
+          </w:p>
+        </w:tc>
+        <w:tc>
+          <w:tcPr>
+            <w:tcW w:type="dxa" w:w="2160"/>
+          </w:tcPr>
+          <w:p>
+            <w:r>
+              <w:t>25%</w:t>
+            </w:r>
+          </w:p>
+        </w:tc>
+      </w:tr>
+      <w:tr>
+        <w:tc>
+          <w:tcPr>
+            <w:tcW w:type="dxa" w:w="2160"/>
+          </w:tcPr>
+          <w:p>
+            <w:r>
+              <w:t>图龙信息传媒有限公司</w:t>
+            </w:r>
+          </w:p>
+        </w:tc>
+        <w:tc>
+          <w:tcPr>
+            <w:tcW w:type="dxa" w:w="2160"/>
+          </w:tcPr>
+          <w:p>
+            <w:r>
+              <w:t>机器人</w:t>
+            </w:r>
+          </w:p>
+        </w:tc>
+        <w:tc>
+          <w:tcPr>
+            <w:tcW w:type="dxa" w:w="2160"/>
+          </w:tcPr>
+          <w:p>
+            <w:r>
+              <w:t>176亿</w:t>
+            </w:r>
+          </w:p>
+        </w:tc>
+        <w:tc>
+          <w:tcPr>
+            <w:tcW w:type="dxa" w:w="2160"/>
+          </w:tcPr>
+          <w:p>
+            <w:r>
+              <w:t>26%</w:t>
+            </w:r>
+          </w:p>
+        </w:tc>
+      </w:tr>
+      <w:tr>
+        <w:tc>
+          <w:tcPr>
+            <w:tcW w:type="dxa" w:w="2160"/>
+          </w:tcPr>
+          <w:p>
+            <w:r>
+              <w:t>富罳网络有限公司</w:t>
+            </w:r>
+          </w:p>
+        </w:tc>
+        <w:tc>
+          <w:tcPr>
+            <w:tcW w:type="dxa" w:w="2160"/>
+          </w:tcPr>
+          <w:p>
+            <w:r>
+              <w:t>新能源</w:t>
+            </w:r>
+          </w:p>
+        </w:tc>
+        <w:tc>
+          <w:tcPr>
+            <w:tcW w:type="dxa" w:w="2160"/>
+          </w:tcPr>
+          <w:p>
+            <w:r>
+              <w:t>446亿</w:t>
+            </w:r>
+          </w:p>
+        </w:tc>
+        <w:tc>
+          <w:tcPr>
+            <w:tcW w:type="dxa" w:w="2160"/>
+          </w:tcPr>
+          <w:p>
+            <w:r>
+              <w:t>8%</w:t>
+            </w:r>
+          </w:p>
+        </w:tc>
+      </w:tr>
+      <w:tr>
+        <w:tc>
+          <w:tcPr>
+            <w:tcW w:type="dxa" w:w="2160"/>
+          </w:tcPr>
+          <w:p>
+            <w:r>
+              <w:t>华泰通安传媒有限公司</w:t>
+            </w:r>
+          </w:p>
+        </w:tc>
+        <w:tc>
+          <w:tcPr>
+            <w:tcW w:type="dxa" w:w="2160"/>
+          </w:tcPr>
+          <w:p>
+            <w:r>
+              <w:t>消费科技</w:t>
+            </w:r>
+          </w:p>
+        </w:tc>
+        <w:tc>
+          <w:tcPr>
+            <w:tcW w:type="dxa" w:w="2160"/>
+          </w:tcPr>
+          <w:p>
+            <w:r>
+              <w:t>702亿</w:t>
+            </w:r>
+          </w:p>
+        </w:tc>
+        <w:tc>
+          <w:tcPr>
+            <w:tcW w:type="dxa" w:w="2160"/>
+          </w:tcPr>
+          <w:p>
+            <w:r>
+              <w:t>19%</w:t>
+            </w:r>
+          </w:p>
+        </w:tc>
+      </w:tr>
+    </w:tbl>
+    <w:p>
+      <w:pPr>
+        <w:pStyle w:val="Heading1"/>
+      </w:pPr>
+      <w:r>
+        <w:t>行业分析 3</w:t>
+      </w:r>
+    </w:p>
+    <w:p>
+      <w:r>
+        <w:br/>
+        <w:t>图龙信息传媒有限公司 是中国 机器人 行业的重要企业之一。</w:t>
+        <w:br/>
+        <w:t>根据华辰资本 风险管理部 的研究，该公司成立于 2007 年，</w:t>
+        <w:br/>
+        <w:t>目前员工规模约 2000 人。公司近年来持续加大研发投入，</w:t>
+        <w:br/>
+        <w:t>在核心技术方面形成了较强的竞争壁垒。</w:t>
+        <w:br/>
+      </w:r>
+    </w:p>
+    <w:p>
+      <w:r>
+        <w:br/>
+        <w:t>华辰资本旗下的 HC Quant Arbitrage Fund 在最近的资产配置会议中</w:t>
+        <w:br/>
+        <w:t>讨论了 医疗科技 行业的投资机会，并对 九方传媒有限公司</w:t>
+        <w:br/>
+        <w:t>进行了重点评估。</w:t>
+        <w:br/>
+      </w:r>
+    </w:p>
+    <w:p>
+      <w:r>
+        <w:br/>
+        <w:t>从产业链角度看，医疗科技 行业主要由上游设备厂商、</w:t>
+        <w:br/>
+        <w:t>中游平台企业以及下游应用厂商组成。</w:t>
+        <w:br/>
+        <w:t>迪摩信息有限公司 主要位于产业链的 中游 环节。</w:t>
+        <w:br/>
+      </w:r>
+    </w:p>
+    <w:p>
+      <w:r>
+        <w:br/>
+        <w:t>中建创业科技有限公司 是中国 半导体 行业的重要企业之一。</w:t>
+        <w:br/>
+        <w:t>根据华辰资本 风险管理部 的研究，该公司成立于 2006 年，</w:t>
+        <w:br/>
+        <w:t>目前员工规模约 6832 人。公司近年来持续加大研发投入，</w:t>
+        <w:br/>
+        <w:t>在核心技术方面形成了较强的竞争壁垒。</w:t>
+        <w:br/>
+      </w:r>
+    </w:p>
+    <w:p>
+      <w:r>
+        <w:br/>
+        <w:t>根据内部财务模型测算，中建创业科技有限公司 在未来三年</w:t>
+        <w:br/>
+        <w:t>收入复合增长率预计可达到 28% 左右。</w:t>
+        <w:br/>
+        <w:t>该预测基于行业需求增长以及公司产能扩张计划。</w:t>
+        <w:br/>
+      </w:r>
+    </w:p>
+    <w:p>
+      <w:r>
+        <w:br/>
+        <w:t>风险管理部认为，人工智能 行业仍然面临若干</w:t>
+        <w:br/>
+        <w:t>不确定性因素，包括技术迭代风险、政策变化、</w:t>
+        <w:br/>
+        <w:t>以及市场竞争加剧等问题。</w:t>
         <w:br/>
       </w:r>
     </w:p>
@@ -1635,7 +1657,7 @@
         <w:br/>
         <w:t>华辰资本旗下的 HC Energy Transition Fund 在最近的资产配置会议中</w:t>
         <w:br/>
-        <w:t>讨论了 半导体 行业的投资机会，并对 佳禾科技有限公司</w:t>
+        <w:t>讨论了 消费科技 行业的投资机会，并对 飞海科技传媒有限公司</w:t>
         <w:br/>
         <w:t>进行了重点评估。</w:t>
         <w:br/>
@@ -1644,9 +1666,712 @@
     <w:p>
       <w:r>
         <w:br/>
-        <w:t>根据内部财务模型测算，和泰科技有限公司 在未来三年</w:t>
+        <w:t>从产业链角度看，机器人 行业主要由上游设备厂商、</w:t>
         <w:br/>
-        <w:t>收入复合增长率预计可达到 21% 左右。</w:t>
+        <w:t>中游平台企业以及下游应用厂商组成。</w:t>
+        <w:br/>
+        <w:t>通际名联网络有限公司 主要位于产业链的 上游 环节。</w:t>
+        <w:br/>
+      </w:r>
+    </w:p>
+    <w:tbl>
+      <w:tblPr>
+        <w:tblW w:type="auto" w:w="0"/>
+        <w:tblLook w:firstColumn="1" w:firstRow="1" w:lastColumn="0" w:lastRow="0" w:noHBand="0" w:noVBand="1" w:val="04A0"/>
+      </w:tblPr>
+      <w:tblGrid>
+        <w:gridCol w:w="2160"/>
+        <w:gridCol w:w="2160"/>
+        <w:gridCol w:w="2160"/>
+        <w:gridCol w:w="2160"/>
+      </w:tblGrid>
+      <w:tr>
+        <w:tc>
+          <w:tcPr>
+            <w:tcW w:type="dxa" w:w="2160"/>
+          </w:tcPr>
+          <w:p>
+            <w:r>
+              <w:t>公司</w:t>
+            </w:r>
+          </w:p>
+        </w:tc>
+        <w:tc>
+          <w:tcPr>
+            <w:tcW w:type="dxa" w:w="2160"/>
+          </w:tcPr>
+          <w:p>
+            <w:r>
+              <w:t>行业</w:t>
+            </w:r>
+          </w:p>
+        </w:tc>
+        <w:tc>
+          <w:tcPr>
+            <w:tcW w:type="dxa" w:w="2160"/>
+          </w:tcPr>
+          <w:p>
+            <w:r>
+              <w:t>市值</w:t>
+            </w:r>
+          </w:p>
+        </w:tc>
+        <w:tc>
+          <w:tcPr>
+            <w:tcW w:type="dxa" w:w="2160"/>
+          </w:tcPr>
+          <w:p>
+            <w:r>
+              <w:t>增长率</w:t>
+            </w:r>
+          </w:p>
+        </w:tc>
+      </w:tr>
+      <w:tr>
+        <w:tc>
+          <w:tcPr>
+            <w:tcW w:type="dxa" w:w="2160"/>
+          </w:tcPr>
+          <w:p>
+            <w:r>
+              <w:t>佳禾传媒有限公司</w:t>
+            </w:r>
+          </w:p>
+        </w:tc>
+        <w:tc>
+          <w:tcPr>
+            <w:tcW w:type="dxa" w:w="2160"/>
+          </w:tcPr>
+          <w:p>
+            <w:r>
+              <w:t>云计算</w:t>
+            </w:r>
+          </w:p>
+        </w:tc>
+        <w:tc>
+          <w:tcPr>
+            <w:tcW w:type="dxa" w:w="2160"/>
+          </w:tcPr>
+          <w:p>
+            <w:r>
+              <w:t>764亿</w:t>
+            </w:r>
+          </w:p>
+        </w:tc>
+        <w:tc>
+          <w:tcPr>
+            <w:tcW w:type="dxa" w:w="2160"/>
+          </w:tcPr>
+          <w:p>
+            <w:r>
+              <w:t>14%</w:t>
+            </w:r>
+          </w:p>
+        </w:tc>
+      </w:tr>
+      <w:tr>
+        <w:tc>
+          <w:tcPr>
+            <w:tcW w:type="dxa" w:w="2160"/>
+          </w:tcPr>
+          <w:p>
+            <w:r>
+              <w:t>富罳网络有限公司</w:t>
+            </w:r>
+          </w:p>
+        </w:tc>
+        <w:tc>
+          <w:tcPr>
+            <w:tcW w:type="dxa" w:w="2160"/>
+          </w:tcPr>
+          <w:p>
+            <w:r>
+              <w:t>新能源</w:t>
+            </w:r>
+          </w:p>
+        </w:tc>
+        <w:tc>
+          <w:tcPr>
+            <w:tcW w:type="dxa" w:w="2160"/>
+          </w:tcPr>
+          <w:p>
+            <w:r>
+              <w:t>297亿</w:t>
+            </w:r>
+          </w:p>
+        </w:tc>
+        <w:tc>
+          <w:tcPr>
+            <w:tcW w:type="dxa" w:w="2160"/>
+          </w:tcPr>
+          <w:p>
+            <w:r>
+              <w:t>18%</w:t>
+            </w:r>
+          </w:p>
+        </w:tc>
+      </w:tr>
+      <w:tr>
+        <w:tc>
+          <w:tcPr>
+            <w:tcW w:type="dxa" w:w="2160"/>
+          </w:tcPr>
+          <w:p>
+            <w:r>
+              <w:t>联通时科传媒有限公司</w:t>
+            </w:r>
+          </w:p>
+        </w:tc>
+        <w:tc>
+          <w:tcPr>
+            <w:tcW w:type="dxa" w:w="2160"/>
+          </w:tcPr>
+          <w:p>
+            <w:r>
+              <w:t>消费科技</w:t>
+            </w:r>
+          </w:p>
+        </w:tc>
+        <w:tc>
+          <w:tcPr>
+            <w:tcW w:type="dxa" w:w="2160"/>
+          </w:tcPr>
+          <w:p>
+            <w:r>
+              <w:t>677亿</w:t>
+            </w:r>
+          </w:p>
+        </w:tc>
+        <w:tc>
+          <w:tcPr>
+            <w:tcW w:type="dxa" w:w="2160"/>
+          </w:tcPr>
+          <w:p>
+            <w:r>
+              <w:t>28%</w:t>
+            </w:r>
+          </w:p>
+        </w:tc>
+      </w:tr>
+      <w:tr>
+        <w:tc>
+          <w:tcPr>
+            <w:tcW w:type="dxa" w:w="2160"/>
+          </w:tcPr>
+          <w:p>
+            <w:r>
+              <w:t>通际名联科技有限公司</w:t>
+            </w:r>
+          </w:p>
+        </w:tc>
+        <w:tc>
+          <w:tcPr>
+            <w:tcW w:type="dxa" w:w="2160"/>
+          </w:tcPr>
+          <w:p>
+            <w:r>
+              <w:t>人工智能</w:t>
+            </w:r>
+          </w:p>
+        </w:tc>
+        <w:tc>
+          <w:tcPr>
+            <w:tcW w:type="dxa" w:w="2160"/>
+          </w:tcPr>
+          <w:p>
+            <w:r>
+              <w:t>753亿</w:t>
+            </w:r>
+          </w:p>
+        </w:tc>
+        <w:tc>
+          <w:tcPr>
+            <w:tcW w:type="dxa" w:w="2160"/>
+          </w:tcPr>
+          <w:p>
+            <w:r>
+              <w:t>16%</w:t>
+            </w:r>
+          </w:p>
+        </w:tc>
+      </w:tr>
+      <w:tr>
+        <w:tc>
+          <w:tcPr>
+            <w:tcW w:type="dxa" w:w="2160"/>
+          </w:tcPr>
+          <w:p>
+            <w:r>
+              <w:t>信诚致远科技有限公司</w:t>
+            </w:r>
+          </w:p>
+        </w:tc>
+        <w:tc>
+          <w:tcPr>
+            <w:tcW w:type="dxa" w:w="2160"/>
+          </w:tcPr>
+          <w:p>
+            <w:r>
+              <w:t>云计算</w:t>
+            </w:r>
+          </w:p>
+        </w:tc>
+        <w:tc>
+          <w:tcPr>
+            <w:tcW w:type="dxa" w:w="2160"/>
+          </w:tcPr>
+          <w:p>
+            <w:r>
+              <w:t>155亿</w:t>
+            </w:r>
+          </w:p>
+        </w:tc>
+        <w:tc>
+          <w:tcPr>
+            <w:tcW w:type="dxa" w:w="2160"/>
+          </w:tcPr>
+          <w:p>
+            <w:r>
+              <w:t>14%</w:t>
+            </w:r>
+          </w:p>
+        </w:tc>
+      </w:tr>
+      <w:tr>
+        <w:tc>
+          <w:tcPr>
+            <w:tcW w:type="dxa" w:w="2160"/>
+          </w:tcPr>
+          <w:p>
+            <w:r>
+              <w:t>浦华众城网络有限公司</w:t>
+            </w:r>
+          </w:p>
+        </w:tc>
+        <w:tc>
+          <w:tcPr>
+            <w:tcW w:type="dxa" w:w="2160"/>
+          </w:tcPr>
+          <w:p>
+            <w:r>
+              <w:t>新能源</w:t>
+            </w:r>
+          </w:p>
+        </w:tc>
+        <w:tc>
+          <w:tcPr>
+            <w:tcW w:type="dxa" w:w="2160"/>
+          </w:tcPr>
+          <w:p>
+            <w:r>
+              <w:t>216亿</w:t>
+            </w:r>
+          </w:p>
+        </w:tc>
+        <w:tc>
+          <w:tcPr>
+            <w:tcW w:type="dxa" w:w="2160"/>
+          </w:tcPr>
+          <w:p>
+            <w:r>
+              <w:t>18%</w:t>
+            </w:r>
+          </w:p>
+        </w:tc>
+      </w:tr>
+      <w:tr>
+        <w:tc>
+          <w:tcPr>
+            <w:tcW w:type="dxa" w:w="2160"/>
+          </w:tcPr>
+          <w:p>
+            <w:r>
+              <w:t>通际名联科技有限公司</w:t>
+            </w:r>
+          </w:p>
+        </w:tc>
+        <w:tc>
+          <w:tcPr>
+            <w:tcW w:type="dxa" w:w="2160"/>
+          </w:tcPr>
+          <w:p>
+            <w:r>
+              <w:t>人工智能</w:t>
+            </w:r>
+          </w:p>
+        </w:tc>
+        <w:tc>
+          <w:tcPr>
+            <w:tcW w:type="dxa" w:w="2160"/>
+          </w:tcPr>
+          <w:p>
+            <w:r>
+              <w:t>728亿</w:t>
+            </w:r>
+          </w:p>
+        </w:tc>
+        <w:tc>
+          <w:tcPr>
+            <w:tcW w:type="dxa" w:w="2160"/>
+          </w:tcPr>
+          <w:p>
+            <w:r>
+              <w:t>28%</w:t>
+            </w:r>
+          </w:p>
+        </w:tc>
+      </w:tr>
+      <w:tr>
+        <w:tc>
+          <w:tcPr>
+            <w:tcW w:type="dxa" w:w="2160"/>
+          </w:tcPr>
+          <w:p>
+            <w:r>
+              <w:t>迪摩信息有限公司</w:t>
+            </w:r>
+          </w:p>
+        </w:tc>
+        <w:tc>
+          <w:tcPr>
+            <w:tcW w:type="dxa" w:w="2160"/>
+          </w:tcPr>
+          <w:p>
+            <w:r>
+              <w:t>医疗科技</w:t>
+            </w:r>
+          </w:p>
+        </w:tc>
+        <w:tc>
+          <w:tcPr>
+            <w:tcW w:type="dxa" w:w="2160"/>
+          </w:tcPr>
+          <w:p>
+            <w:r>
+              <w:t>277亿</w:t>
+            </w:r>
+          </w:p>
+        </w:tc>
+        <w:tc>
+          <w:tcPr>
+            <w:tcW w:type="dxa" w:w="2160"/>
+          </w:tcPr>
+          <w:p>
+            <w:r>
+              <w:t>24%</w:t>
+            </w:r>
+          </w:p>
+        </w:tc>
+      </w:tr>
+      <w:tr>
+        <w:tc>
+          <w:tcPr>
+            <w:tcW w:type="dxa" w:w="2160"/>
+          </w:tcPr>
+          <w:p>
+            <w:r>
+              <w:t>精芯信息有限公司</w:t>
+            </w:r>
+          </w:p>
+        </w:tc>
+        <w:tc>
+          <w:tcPr>
+            <w:tcW w:type="dxa" w:w="2160"/>
+          </w:tcPr>
+          <w:p>
+            <w:r>
+              <w:t>半导体</w:t>
+            </w:r>
+          </w:p>
+        </w:tc>
+        <w:tc>
+          <w:tcPr>
+            <w:tcW w:type="dxa" w:w="2160"/>
+          </w:tcPr>
+          <w:p>
+            <w:r>
+              <w:t>257亿</w:t>
+            </w:r>
+          </w:p>
+        </w:tc>
+        <w:tc>
+          <w:tcPr>
+            <w:tcW w:type="dxa" w:w="2160"/>
+          </w:tcPr>
+          <w:p>
+            <w:r>
+              <w:t>6%</w:t>
+            </w:r>
+          </w:p>
+        </w:tc>
+      </w:tr>
+      <w:tr>
+        <w:tc>
+          <w:tcPr>
+            <w:tcW w:type="dxa" w:w="2160"/>
+          </w:tcPr>
+          <w:p>
+            <w:r>
+              <w:t>图龙信息传媒有限公司</w:t>
+            </w:r>
+          </w:p>
+        </w:tc>
+        <w:tc>
+          <w:tcPr>
+            <w:tcW w:type="dxa" w:w="2160"/>
+          </w:tcPr>
+          <w:p>
+            <w:r>
+              <w:t>机器人</w:t>
+            </w:r>
+          </w:p>
+        </w:tc>
+        <w:tc>
+          <w:tcPr>
+            <w:tcW w:type="dxa" w:w="2160"/>
+          </w:tcPr>
+          <w:p>
+            <w:r>
+              <w:t>665亿</w:t>
+            </w:r>
+          </w:p>
+        </w:tc>
+        <w:tc>
+          <w:tcPr>
+            <w:tcW w:type="dxa" w:w="2160"/>
+          </w:tcPr>
+          <w:p>
+            <w:r>
+              <w:t>27%</w:t>
+            </w:r>
+          </w:p>
+        </w:tc>
+      </w:tr>
+      <w:tr>
+        <w:tc>
+          <w:tcPr>
+            <w:tcW w:type="dxa" w:w="2160"/>
+          </w:tcPr>
+          <w:p>
+            <w:r>
+              <w:t>昊嘉科技有限公司</w:t>
+            </w:r>
+          </w:p>
+        </w:tc>
+        <w:tc>
+          <w:tcPr>
+            <w:tcW w:type="dxa" w:w="2160"/>
+          </w:tcPr>
+          <w:p>
+            <w:r>
+              <w:t>医疗科技</w:t>
+            </w:r>
+          </w:p>
+        </w:tc>
+        <w:tc>
+          <w:tcPr>
+            <w:tcW w:type="dxa" w:w="2160"/>
+          </w:tcPr>
+          <w:p>
+            <w:r>
+              <w:t>597亿</w:t>
+            </w:r>
+          </w:p>
+        </w:tc>
+        <w:tc>
+          <w:tcPr>
+            <w:tcW w:type="dxa" w:w="2160"/>
+          </w:tcPr>
+          <w:p>
+            <w:r>
+              <w:t>29%</w:t>
+            </w:r>
+          </w:p>
+        </w:tc>
+      </w:tr>
+      <w:tr>
+        <w:tc>
+          <w:tcPr>
+            <w:tcW w:type="dxa" w:w="2160"/>
+          </w:tcPr>
+          <w:p>
+            <w:r>
+              <w:t>通际名联网络有限公司</w:t>
+            </w:r>
+          </w:p>
+        </w:tc>
+        <w:tc>
+          <w:tcPr>
+            <w:tcW w:type="dxa" w:w="2160"/>
+          </w:tcPr>
+          <w:p>
+            <w:r>
+              <w:t>机器人</w:t>
+            </w:r>
+          </w:p>
+        </w:tc>
+        <w:tc>
+          <w:tcPr>
+            <w:tcW w:type="dxa" w:w="2160"/>
+          </w:tcPr>
+          <w:p>
+            <w:r>
+              <w:t>462亿</w:t>
+            </w:r>
+          </w:p>
+        </w:tc>
+        <w:tc>
+          <w:tcPr>
+            <w:tcW w:type="dxa" w:w="2160"/>
+          </w:tcPr>
+          <w:p>
+            <w:r>
+              <w:t>19%</w:t>
+            </w:r>
+          </w:p>
+        </w:tc>
+      </w:tr>
+      <w:tr>
+        <w:tc>
+          <w:tcPr>
+            <w:tcW w:type="dxa" w:w="2160"/>
+          </w:tcPr>
+          <w:p>
+            <w:r>
+              <w:t>泰麒麟网络有限公司</w:t>
+            </w:r>
+          </w:p>
+        </w:tc>
+        <w:tc>
+          <w:tcPr>
+            <w:tcW w:type="dxa" w:w="2160"/>
+          </w:tcPr>
+          <w:p>
+            <w:r>
+              <w:t>云计算</w:t>
+            </w:r>
+          </w:p>
+        </w:tc>
+        <w:tc>
+          <w:tcPr>
+            <w:tcW w:type="dxa" w:w="2160"/>
+          </w:tcPr>
+          <w:p>
+            <w:r>
+              <w:t>165亿</w:t>
+            </w:r>
+          </w:p>
+        </w:tc>
+        <w:tc>
+          <w:tcPr>
+            <w:tcW w:type="dxa" w:w="2160"/>
+          </w:tcPr>
+          <w:p>
+            <w:r>
+              <w:t>6%</w:t>
+            </w:r>
+          </w:p>
+        </w:tc>
+      </w:tr>
+      <w:tr>
+        <w:tc>
+          <w:tcPr>
+            <w:tcW w:type="dxa" w:w="2160"/>
+          </w:tcPr>
+          <w:p>
+            <w:r>
+              <w:t>泰麒麟网络有限公司</w:t>
+            </w:r>
+          </w:p>
+        </w:tc>
+        <w:tc>
+          <w:tcPr>
+            <w:tcW w:type="dxa" w:w="2160"/>
+          </w:tcPr>
+          <w:p>
+            <w:r>
+              <w:t>云计算</w:t>
+            </w:r>
+          </w:p>
+        </w:tc>
+        <w:tc>
+          <w:tcPr>
+            <w:tcW w:type="dxa" w:w="2160"/>
+          </w:tcPr>
+          <w:p>
+            <w:r>
+              <w:t>509亿</w:t>
+            </w:r>
+          </w:p>
+        </w:tc>
+        <w:tc>
+          <w:tcPr>
+            <w:tcW w:type="dxa" w:w="2160"/>
+          </w:tcPr>
+          <w:p>
+            <w:r>
+              <w:t>30%</w:t>
+            </w:r>
+          </w:p>
+        </w:tc>
+      </w:tr>
+      <w:tr>
+        <w:tc>
+          <w:tcPr>
+            <w:tcW w:type="dxa" w:w="2160"/>
+          </w:tcPr>
+          <w:p>
+            <w:r>
+              <w:t>鑫博腾飞信息有限公司</w:t>
+            </w:r>
+          </w:p>
+        </w:tc>
+        <w:tc>
+          <w:tcPr>
+            <w:tcW w:type="dxa" w:w="2160"/>
+          </w:tcPr>
+          <w:p>
+            <w:r>
+              <w:t>消费科技</w:t>
+            </w:r>
+          </w:p>
+        </w:tc>
+        <w:tc>
+          <w:tcPr>
+            <w:tcW w:type="dxa" w:w="2160"/>
+          </w:tcPr>
+          <w:p>
+            <w:r>
+              <w:t>527亿</w:t>
+            </w:r>
+          </w:p>
+        </w:tc>
+        <w:tc>
+          <w:tcPr>
+            <w:tcW w:type="dxa" w:w="2160"/>
+          </w:tcPr>
+          <w:p>
+            <w:r>
+              <w:t>14%</w:t>
+            </w:r>
+          </w:p>
+        </w:tc>
+      </w:tr>
+    </w:tbl>
+    <w:p>
+      <w:pPr>
+        <w:pStyle w:val="Heading1"/>
+      </w:pPr>
+      <w:r>
+        <w:t>行业分析 4</w:t>
+      </w:r>
+    </w:p>
+    <w:p>
+      <w:r>
+        <w:br/>
+        <w:t>根据内部财务模型测算，富罳网络有限公司 在未来三年</w:t>
+        <w:br/>
+        <w:t>收入复合增长率预计可达到 15% 左右。</w:t>
         <w:br/>
         <w:t>该预测基于行业需求增长以及公司产能扩张计划。</w:t>
         <w:br/>
@@ -1655,20 +2380,73 @@
     <w:p>
       <w:r>
         <w:br/>
-        <w:t>和泰科技有限公司 是中国 人工智能 行业的重要企业之一。</w:t>
+        <w:t>从产业链角度看，人工智能 行业主要由上游设备厂商、</w:t>
         <w:br/>
-        <w:t>根据华辰资本 投资委员会 的研究，该公司成立于 2008 年，</w:t>
+        <w:t>中游平台企业以及下游应用厂商组成。</w:t>
         <w:br/>
-        <w:t>目前员工规模约 6443 人。公司近年来持续加大研发投入，</w:t>
-        <w:br/>
-        <w:t>在核心技术方面形成了较强的竞争壁垒。</w:t>
+        <w:t>惠派国际公司科技有限公司 主要位于产业链的 中游 环节。</w:t>
         <w:br/>
       </w:r>
     </w:p>
     <w:p>
       <w:r>
         <w:br/>
-        <w:t>风险管理部认为，人工智能 行业仍然面临若干</w:t>
+        <w:t>从产业链角度看，云计算 行业主要由上游设备厂商、</w:t>
+        <w:br/>
+        <w:t>中游平台企业以及下游应用厂商组成。</w:t>
+        <w:br/>
+        <w:t>创联世纪信息有限公司 主要位于产业链的 上游 环节。</w:t>
+        <w:br/>
+      </w:r>
+    </w:p>
+    <w:p>
+      <w:r>
+        <w:br/>
+        <w:t>风险管理部认为，消费科技 行业仍然面临若干</w:t>
+        <w:br/>
+        <w:t>不确定性因素，包括技术迭代风险、政策变化、</w:t>
+        <w:br/>
+        <w:t>以及市场竞争加剧等问题。</w:t>
+        <w:br/>
+      </w:r>
+    </w:p>
+    <w:p>
+      <w:r>
+        <w:br/>
+        <w:t>根据内部财务模型测算，惠派国际公司科技有限公司 在未来三年</w:t>
+        <w:br/>
+        <w:t>收入复合增长率预计可达到 31% 左右。</w:t>
+        <w:br/>
+        <w:t>该预测基于行业需求增长以及公司产能扩张计划。</w:t>
+        <w:br/>
+      </w:r>
+    </w:p>
+    <w:p>
+      <w:r>
+        <w:br/>
+        <w:t>华辰资本旗下的 HC Quant Arbitrage Fund 在最近的资产配置会议中</w:t>
+        <w:br/>
+        <w:t>讨论了 机器人 行业的投资机会，并对 图龙信息传媒有限公司</w:t>
+        <w:br/>
+        <w:t>进行了重点评估。</w:t>
+        <w:br/>
+      </w:r>
+    </w:p>
+    <w:p>
+      <w:r>
+        <w:br/>
+        <w:t>风险管理部认为，半导体 行业仍然面临若干</w:t>
+        <w:br/>
+        <w:t>不确定性因素，包括技术迭代风险、政策变化、</w:t>
+        <w:br/>
+        <w:t>以及市场竞争加剧等问题。</w:t>
+        <w:br/>
+      </w:r>
+    </w:p>
+    <w:p>
+      <w:r>
+        <w:br/>
+        <w:t>风险管理部认为，消费科技 行业仍然面临若干</w:t>
         <w:br/>
         <w:t>不确定性因素，包括技术迭代风险、政策变化、</w:t>
         <w:br/>
@@ -1736,37 +2514,37 @@
           </w:tcPr>
           <w:p>
             <w:r>
-              <w:t>信诚致远传媒有限公司</w:t>
-            </w:r>
-          </w:p>
-        </w:tc>
-        <w:tc>
-          <w:tcPr>
-            <w:tcW w:type="dxa" w:w="2160"/>
-          </w:tcPr>
-          <w:p>
-            <w:r>
-              <w:t>人工智能</w:t>
-            </w:r>
-          </w:p>
-        </w:tc>
-        <w:tc>
-          <w:tcPr>
-            <w:tcW w:type="dxa" w:w="2160"/>
-          </w:tcPr>
-          <w:p>
-            <w:r>
-              <w:t>609亿</w:t>
-            </w:r>
-          </w:p>
-        </w:tc>
-        <w:tc>
-          <w:tcPr>
-            <w:tcW w:type="dxa" w:w="2160"/>
-          </w:tcPr>
-          <w:p>
-            <w:r>
-              <w:t>11%</w:t>
+              <w:t>浦华众城网络有限公司</w:t>
+            </w:r>
+          </w:p>
+        </w:tc>
+        <w:tc>
+          <w:tcPr>
+            <w:tcW w:type="dxa" w:w="2160"/>
+          </w:tcPr>
+          <w:p>
+            <w:r>
+              <w:t>新能源</w:t>
+            </w:r>
+          </w:p>
+        </w:tc>
+        <w:tc>
+          <w:tcPr>
+            <w:tcW w:type="dxa" w:w="2160"/>
+          </w:tcPr>
+          <w:p>
+            <w:r>
+              <w:t>384亿</w:t>
+            </w:r>
+          </w:p>
+        </w:tc>
+        <w:tc>
+          <w:tcPr>
+            <w:tcW w:type="dxa" w:w="2160"/>
+          </w:tcPr>
+          <w:p>
+            <w:r>
+              <w:t>5%</w:t>
             </w:r>
           </w:p>
         </w:tc>
@@ -1778,37 +2556,37 @@
           </w:tcPr>
           <w:p>
             <w:r>
-              <w:t>雨林木风计算机科技有限公司</w:t>
-            </w:r>
-          </w:p>
-        </w:tc>
-        <w:tc>
-          <w:tcPr>
-            <w:tcW w:type="dxa" w:w="2160"/>
-          </w:tcPr>
-          <w:p>
-            <w:r>
-              <w:t>人工智能</w:t>
-            </w:r>
-          </w:p>
-        </w:tc>
-        <w:tc>
-          <w:tcPr>
-            <w:tcW w:type="dxa" w:w="2160"/>
-          </w:tcPr>
-          <w:p>
-            <w:r>
-              <w:t>730亿</w:t>
-            </w:r>
-          </w:p>
-        </w:tc>
-        <w:tc>
-          <w:tcPr>
-            <w:tcW w:type="dxa" w:w="2160"/>
-          </w:tcPr>
-          <w:p>
-            <w:r>
-              <w:t>21%</w:t>
+              <w:t>戴硕电子网络有限公司</w:t>
+            </w:r>
+          </w:p>
+        </w:tc>
+        <w:tc>
+          <w:tcPr>
+            <w:tcW w:type="dxa" w:w="2160"/>
+          </w:tcPr>
+          <w:p>
+            <w:r>
+              <w:t>新能源</w:t>
+            </w:r>
+          </w:p>
+        </w:tc>
+        <w:tc>
+          <w:tcPr>
+            <w:tcW w:type="dxa" w:w="2160"/>
+          </w:tcPr>
+          <w:p>
+            <w:r>
+              <w:t>478亿</w:t>
+            </w:r>
+          </w:p>
+        </w:tc>
+        <w:tc>
+          <w:tcPr>
+            <w:tcW w:type="dxa" w:w="2160"/>
+          </w:tcPr>
+          <w:p>
+            <w:r>
+              <w:t>28%</w:t>
             </w:r>
           </w:p>
         </w:tc>
@@ -1820,37 +2598,37 @@
           </w:tcPr>
           <w:p>
             <w:r>
-              <w:t>精芯科技有限公司</w:t>
-            </w:r>
-          </w:p>
-        </w:tc>
-        <w:tc>
-          <w:tcPr>
-            <w:tcW w:type="dxa" w:w="2160"/>
-          </w:tcPr>
-          <w:p>
-            <w:r>
-              <w:t>云计算</w:t>
-            </w:r>
-          </w:p>
-        </w:tc>
-        <w:tc>
-          <w:tcPr>
-            <w:tcW w:type="dxa" w:w="2160"/>
-          </w:tcPr>
-          <w:p>
-            <w:r>
-              <w:t>769亿</w:t>
-            </w:r>
-          </w:p>
-        </w:tc>
-        <w:tc>
-          <w:tcPr>
-            <w:tcW w:type="dxa" w:w="2160"/>
-          </w:tcPr>
-          <w:p>
-            <w:r>
-              <w:t>22%</w:t>
+              <w:t>信诚致远网络有限公司</w:t>
+            </w:r>
+          </w:p>
+        </w:tc>
+        <w:tc>
+          <w:tcPr>
+            <w:tcW w:type="dxa" w:w="2160"/>
+          </w:tcPr>
+          <w:p>
+            <w:r>
+              <w:t>半导体</w:t>
+            </w:r>
+          </w:p>
+        </w:tc>
+        <w:tc>
+          <w:tcPr>
+            <w:tcW w:type="dxa" w:w="2160"/>
+          </w:tcPr>
+          <w:p>
+            <w:r>
+              <w:t>458亿</w:t>
+            </w:r>
+          </w:p>
+        </w:tc>
+        <w:tc>
+          <w:tcPr>
+            <w:tcW w:type="dxa" w:w="2160"/>
+          </w:tcPr>
+          <w:p>
+            <w:r>
+              <w:t>24%</w:t>
             </w:r>
           </w:p>
         </w:tc>
@@ -1862,37 +2640,37 @@
           </w:tcPr>
           <w:p>
             <w:r>
-              <w:t>立信电子网络有限公司</w:t>
-            </w:r>
-          </w:p>
-        </w:tc>
-        <w:tc>
-          <w:tcPr>
-            <w:tcW w:type="dxa" w:w="2160"/>
-          </w:tcPr>
-          <w:p>
-            <w:r>
-              <w:t>云计算</w:t>
-            </w:r>
-          </w:p>
-        </w:tc>
-        <w:tc>
-          <w:tcPr>
-            <w:tcW w:type="dxa" w:w="2160"/>
-          </w:tcPr>
-          <w:p>
-            <w:r>
-              <w:t>569亿</w:t>
-            </w:r>
-          </w:p>
-        </w:tc>
-        <w:tc>
-          <w:tcPr>
-            <w:tcW w:type="dxa" w:w="2160"/>
-          </w:tcPr>
-          <w:p>
-            <w:r>
-              <w:t>14%</w:t>
+              <w:t>联软网络有限公司</w:t>
+            </w:r>
+          </w:p>
+        </w:tc>
+        <w:tc>
+          <w:tcPr>
+            <w:tcW w:type="dxa" w:w="2160"/>
+          </w:tcPr>
+          <w:p>
+            <w:r>
+              <w:t>半导体</w:t>
+            </w:r>
+          </w:p>
+        </w:tc>
+        <w:tc>
+          <w:tcPr>
+            <w:tcW w:type="dxa" w:w="2160"/>
+          </w:tcPr>
+          <w:p>
+            <w:r>
+              <w:t>106亿</w:t>
+            </w:r>
+          </w:p>
+        </w:tc>
+        <w:tc>
+          <w:tcPr>
+            <w:tcW w:type="dxa" w:w="2160"/>
+          </w:tcPr>
+          <w:p>
+            <w:r>
+              <w:t>22%</w:t>
             </w:r>
           </w:p>
         </w:tc>
@@ -1904,7 +2682,7 @@
           </w:tcPr>
           <w:p>
             <w:r>
-              <w:t>创汇传媒有限公司</w:t>
+              <w:t>恩悌网络有限公司</w:t>
             </w:r>
           </w:p>
         </w:tc>
@@ -1924,17 +2702,17 @@
           </w:tcPr>
           <w:p>
             <w:r>
-              <w:t>268亿</w:t>
-            </w:r>
-          </w:p>
-        </w:tc>
-        <w:tc>
-          <w:tcPr>
-            <w:tcW w:type="dxa" w:w="2160"/>
-          </w:tcPr>
-          <w:p>
-            <w:r>
-              <w:t>11%</w:t>
+              <w:t>510亿</w:t>
+            </w:r>
+          </w:p>
+        </w:tc>
+        <w:tc>
+          <w:tcPr>
+            <w:tcW w:type="dxa" w:w="2160"/>
+          </w:tcPr>
+          <w:p>
+            <w:r>
+              <w:t>22%</w:t>
             </w:r>
           </w:p>
         </w:tc>
@@ -1946,37 +2724,37 @@
           </w:tcPr>
           <w:p>
             <w:r>
-              <w:t>济南亿次元网络有限公司</w:t>
-            </w:r>
-          </w:p>
-        </w:tc>
-        <w:tc>
-          <w:tcPr>
-            <w:tcW w:type="dxa" w:w="2160"/>
-          </w:tcPr>
-          <w:p>
-            <w:r>
-              <w:t>机器人</w:t>
-            </w:r>
-          </w:p>
-        </w:tc>
-        <w:tc>
-          <w:tcPr>
-            <w:tcW w:type="dxa" w:w="2160"/>
-          </w:tcPr>
-          <w:p>
-            <w:r>
-              <w:t>714亿</w:t>
-            </w:r>
-          </w:p>
-        </w:tc>
-        <w:tc>
-          <w:tcPr>
-            <w:tcW w:type="dxa" w:w="2160"/>
-          </w:tcPr>
-          <w:p>
-            <w:r>
-              <w:t>15%</w:t>
+              <w:t>戴硕电子网络有限公司</w:t>
+            </w:r>
+          </w:p>
+        </w:tc>
+        <w:tc>
+          <w:tcPr>
+            <w:tcW w:type="dxa" w:w="2160"/>
+          </w:tcPr>
+          <w:p>
+            <w:r>
+              <w:t>新能源</w:t>
+            </w:r>
+          </w:p>
+        </w:tc>
+        <w:tc>
+          <w:tcPr>
+            <w:tcW w:type="dxa" w:w="2160"/>
+          </w:tcPr>
+          <w:p>
+            <w:r>
+              <w:t>356亿</w:t>
+            </w:r>
+          </w:p>
+        </w:tc>
+        <w:tc>
+          <w:tcPr>
+            <w:tcW w:type="dxa" w:w="2160"/>
+          </w:tcPr>
+          <w:p>
+            <w:r>
+              <w:t>17%</w:t>
             </w:r>
           </w:p>
         </w:tc>
@@ -1988,37 +2766,37 @@
           </w:tcPr>
           <w:p>
             <w:r>
-              <w:t>富罳信息有限公司</w:t>
-            </w:r>
-          </w:p>
-        </w:tc>
-        <w:tc>
-          <w:tcPr>
-            <w:tcW w:type="dxa" w:w="2160"/>
-          </w:tcPr>
-          <w:p>
-            <w:r>
-              <w:t>医疗科技</w:t>
-            </w:r>
-          </w:p>
-        </w:tc>
-        <w:tc>
-          <w:tcPr>
-            <w:tcW w:type="dxa" w:w="2160"/>
-          </w:tcPr>
-          <w:p>
-            <w:r>
-              <w:t>373亿</w:t>
-            </w:r>
-          </w:p>
-        </w:tc>
-        <w:tc>
-          <w:tcPr>
-            <w:tcW w:type="dxa" w:w="2160"/>
-          </w:tcPr>
-          <w:p>
-            <w:r>
-              <w:t>26%</w:t>
+              <w:t>佳禾传媒有限公司</w:t>
+            </w:r>
+          </w:p>
+        </w:tc>
+        <w:tc>
+          <w:tcPr>
+            <w:tcW w:type="dxa" w:w="2160"/>
+          </w:tcPr>
+          <w:p>
+            <w:r>
+              <w:t>云计算</w:t>
+            </w:r>
+          </w:p>
+        </w:tc>
+        <w:tc>
+          <w:tcPr>
+            <w:tcW w:type="dxa" w:w="2160"/>
+          </w:tcPr>
+          <w:p>
+            <w:r>
+              <w:t>374亿</w:t>
+            </w:r>
+          </w:p>
+        </w:tc>
+        <w:tc>
+          <w:tcPr>
+            <w:tcW w:type="dxa" w:w="2160"/>
+          </w:tcPr>
+          <w:p>
+            <w:r>
+              <w:t>18%</w:t>
             </w:r>
           </w:p>
         </w:tc>
@@ -2030,37 +2808,37 @@
           </w:tcPr>
           <w:p>
             <w:r>
-              <w:t>济南亿次元网络有限公司</w:t>
-            </w:r>
-          </w:p>
-        </w:tc>
-        <w:tc>
-          <w:tcPr>
-            <w:tcW w:type="dxa" w:w="2160"/>
-          </w:tcPr>
-          <w:p>
-            <w:r>
-              <w:t>机器人</w:t>
-            </w:r>
-          </w:p>
-        </w:tc>
-        <w:tc>
-          <w:tcPr>
-            <w:tcW w:type="dxa" w:w="2160"/>
-          </w:tcPr>
-          <w:p>
-            <w:r>
-              <w:t>265亿</w:t>
-            </w:r>
-          </w:p>
-        </w:tc>
-        <w:tc>
-          <w:tcPr>
-            <w:tcW w:type="dxa" w:w="2160"/>
-          </w:tcPr>
-          <w:p>
-            <w:r>
-              <w:t>6%</w:t>
+              <w:t>恩悌网络有限公司</w:t>
+            </w:r>
+          </w:p>
+        </w:tc>
+        <w:tc>
+          <w:tcPr>
+            <w:tcW w:type="dxa" w:w="2160"/>
+          </w:tcPr>
+          <w:p>
+            <w:r>
+              <w:t>新能源</w:t>
+            </w:r>
+          </w:p>
+        </w:tc>
+        <w:tc>
+          <w:tcPr>
+            <w:tcW w:type="dxa" w:w="2160"/>
+          </w:tcPr>
+          <w:p>
+            <w:r>
+              <w:t>125亿</w:t>
+            </w:r>
+          </w:p>
+        </w:tc>
+        <w:tc>
+          <w:tcPr>
+            <w:tcW w:type="dxa" w:w="2160"/>
+          </w:tcPr>
+          <w:p>
+            <w:r>
+              <w:t>5%</w:t>
             </w:r>
           </w:p>
         </w:tc>
@@ -2072,37 +2850,37 @@
           </w:tcPr>
           <w:p>
             <w:r>
-              <w:t>天益科技有限公司</w:t>
-            </w:r>
-          </w:p>
-        </w:tc>
-        <w:tc>
-          <w:tcPr>
-            <w:tcW w:type="dxa" w:w="2160"/>
-          </w:tcPr>
-          <w:p>
-            <w:r>
-              <w:t>半导体</w:t>
-            </w:r>
-          </w:p>
-        </w:tc>
-        <w:tc>
-          <w:tcPr>
-            <w:tcW w:type="dxa" w:w="2160"/>
-          </w:tcPr>
-          <w:p>
-            <w:r>
-              <w:t>795亿</w:t>
-            </w:r>
-          </w:p>
-        </w:tc>
-        <w:tc>
-          <w:tcPr>
-            <w:tcW w:type="dxa" w:w="2160"/>
-          </w:tcPr>
-          <w:p>
-            <w:r>
-              <w:t>29%</w:t>
+              <w:t>方正科技信息有限公司</w:t>
+            </w:r>
+          </w:p>
+        </w:tc>
+        <w:tc>
+          <w:tcPr>
+            <w:tcW w:type="dxa" w:w="2160"/>
+          </w:tcPr>
+          <w:p>
+            <w:r>
+              <w:t>消费科技</w:t>
+            </w:r>
+          </w:p>
+        </w:tc>
+        <w:tc>
+          <w:tcPr>
+            <w:tcW w:type="dxa" w:w="2160"/>
+          </w:tcPr>
+          <w:p>
+            <w:r>
+              <w:t>317亿</w:t>
+            </w:r>
+          </w:p>
+        </w:tc>
+        <w:tc>
+          <w:tcPr>
+            <w:tcW w:type="dxa" w:w="2160"/>
+          </w:tcPr>
+          <w:p>
+            <w:r>
+              <w:t>19%</w:t>
             </w:r>
           </w:p>
         </w:tc>
@@ -2114,37 +2892,37 @@
           </w:tcPr>
           <w:p>
             <w:r>
-              <w:t>精芯信息有限公司</w:t>
-            </w:r>
-          </w:p>
-        </w:tc>
-        <w:tc>
-          <w:tcPr>
-            <w:tcW w:type="dxa" w:w="2160"/>
-          </w:tcPr>
-          <w:p>
-            <w:r>
-              <w:t>消费科技</w:t>
-            </w:r>
-          </w:p>
-        </w:tc>
-        <w:tc>
-          <w:tcPr>
-            <w:tcW w:type="dxa" w:w="2160"/>
-          </w:tcPr>
-          <w:p>
-            <w:r>
-              <w:t>481亿</w:t>
-            </w:r>
-          </w:p>
-        </w:tc>
-        <w:tc>
-          <w:tcPr>
-            <w:tcW w:type="dxa" w:w="2160"/>
-          </w:tcPr>
-          <w:p>
-            <w:r>
-              <w:t>7%</w:t>
+              <w:t>信诚致远网络有限公司</w:t>
+            </w:r>
+          </w:p>
+        </w:tc>
+        <w:tc>
+          <w:tcPr>
+            <w:tcW w:type="dxa" w:w="2160"/>
+          </w:tcPr>
+          <w:p>
+            <w:r>
+              <w:t>半导体</w:t>
+            </w:r>
+          </w:p>
+        </w:tc>
+        <w:tc>
+          <w:tcPr>
+            <w:tcW w:type="dxa" w:w="2160"/>
+          </w:tcPr>
+          <w:p>
+            <w:r>
+              <w:t>163亿</w:t>
+            </w:r>
+          </w:p>
+        </w:tc>
+        <w:tc>
+          <w:tcPr>
+            <w:tcW w:type="dxa" w:w="2160"/>
+          </w:tcPr>
+          <w:p>
+            <w:r>
+              <w:t>17%</w:t>
             </w:r>
           </w:p>
         </w:tc>
@@ -2156,37 +2934,37 @@
           </w:tcPr>
           <w:p>
             <w:r>
-              <w:t>易动力科技有限公司</w:t>
-            </w:r>
-          </w:p>
-        </w:tc>
-        <w:tc>
-          <w:tcPr>
-            <w:tcW w:type="dxa" w:w="2160"/>
-          </w:tcPr>
-          <w:p>
-            <w:r>
-              <w:t>云计算</w:t>
-            </w:r>
-          </w:p>
-        </w:tc>
-        <w:tc>
-          <w:tcPr>
-            <w:tcW w:type="dxa" w:w="2160"/>
-          </w:tcPr>
-          <w:p>
-            <w:r>
-              <w:t>774亿</w:t>
-            </w:r>
-          </w:p>
-        </w:tc>
-        <w:tc>
-          <w:tcPr>
-            <w:tcW w:type="dxa" w:w="2160"/>
-          </w:tcPr>
-          <w:p>
-            <w:r>
-              <w:t>15%</w:t>
+              <w:t>飞利信科技有限公司</w:t>
+            </w:r>
+          </w:p>
+        </w:tc>
+        <w:tc>
+          <w:tcPr>
+            <w:tcW w:type="dxa" w:w="2160"/>
+          </w:tcPr>
+          <w:p>
+            <w:r>
+              <w:t>人工智能</w:t>
+            </w:r>
+          </w:p>
+        </w:tc>
+        <w:tc>
+          <w:tcPr>
+            <w:tcW w:type="dxa" w:w="2160"/>
+          </w:tcPr>
+          <w:p>
+            <w:r>
+              <w:t>699亿</w:t>
+            </w:r>
+          </w:p>
+        </w:tc>
+        <w:tc>
+          <w:tcPr>
+            <w:tcW w:type="dxa" w:w="2160"/>
+          </w:tcPr>
+          <w:p>
+            <w:r>
+              <w:t>14%</w:t>
             </w:r>
           </w:p>
         </w:tc>
@@ -2198,37 +2976,37 @@
           </w:tcPr>
           <w:p>
             <w:r>
-              <w:t>天益科技有限公司</w:t>
-            </w:r>
-          </w:p>
-        </w:tc>
-        <w:tc>
-          <w:tcPr>
-            <w:tcW w:type="dxa" w:w="2160"/>
-          </w:tcPr>
-          <w:p>
-            <w:r>
-              <w:t>半导体</w:t>
-            </w:r>
-          </w:p>
-        </w:tc>
-        <w:tc>
-          <w:tcPr>
-            <w:tcW w:type="dxa" w:w="2160"/>
-          </w:tcPr>
-          <w:p>
-            <w:r>
-              <w:t>593亿</w:t>
-            </w:r>
-          </w:p>
-        </w:tc>
-        <w:tc>
-          <w:tcPr>
-            <w:tcW w:type="dxa" w:w="2160"/>
-          </w:tcPr>
-          <w:p>
-            <w:r>
-              <w:t>20%</w:t>
+              <w:t>佳禾传媒有限公司</w:t>
+            </w:r>
+          </w:p>
+        </w:tc>
+        <w:tc>
+          <w:tcPr>
+            <w:tcW w:type="dxa" w:w="2160"/>
+          </w:tcPr>
+          <w:p>
+            <w:r>
+              <w:t>云计算</w:t>
+            </w:r>
+          </w:p>
+        </w:tc>
+        <w:tc>
+          <w:tcPr>
+            <w:tcW w:type="dxa" w:w="2160"/>
+          </w:tcPr>
+          <w:p>
+            <w:r>
+              <w:t>217亿</w:t>
+            </w:r>
+          </w:p>
+        </w:tc>
+        <w:tc>
+          <w:tcPr>
+            <w:tcW w:type="dxa" w:w="2160"/>
+          </w:tcPr>
+          <w:p>
+            <w:r>
+              <w:t>24%</w:t>
             </w:r>
           </w:p>
         </w:tc>
@@ -2240,37 +3018,37 @@
           </w:tcPr>
           <w:p>
             <w:r>
-              <w:t>创亿网络有限公司</w:t>
-            </w:r>
-          </w:p>
-        </w:tc>
-        <w:tc>
-          <w:tcPr>
-            <w:tcW w:type="dxa" w:w="2160"/>
-          </w:tcPr>
-          <w:p>
-            <w:r>
-              <w:t>云计算</w:t>
-            </w:r>
-          </w:p>
-        </w:tc>
-        <w:tc>
-          <w:tcPr>
-            <w:tcW w:type="dxa" w:w="2160"/>
-          </w:tcPr>
-          <w:p>
-            <w:r>
-              <w:t>368亿</w:t>
-            </w:r>
-          </w:p>
-        </w:tc>
-        <w:tc>
-          <w:tcPr>
-            <w:tcW w:type="dxa" w:w="2160"/>
-          </w:tcPr>
-          <w:p>
-            <w:r>
-              <w:t>8%</w:t>
+              <w:t>创汇传媒有限公司</w:t>
+            </w:r>
+          </w:p>
+        </w:tc>
+        <w:tc>
+          <w:tcPr>
+            <w:tcW w:type="dxa" w:w="2160"/>
+          </w:tcPr>
+          <w:p>
+            <w:r>
+              <w:t>新能源</w:t>
+            </w:r>
+          </w:p>
+        </w:tc>
+        <w:tc>
+          <w:tcPr>
+            <w:tcW w:type="dxa" w:w="2160"/>
+          </w:tcPr>
+          <w:p>
+            <w:r>
+              <w:t>719亿</w:t>
+            </w:r>
+          </w:p>
+        </w:tc>
+        <w:tc>
+          <w:tcPr>
+            <w:tcW w:type="dxa" w:w="2160"/>
+          </w:tcPr>
+          <w:p>
+            <w:r>
+              <w:t>26%</w:t>
             </w:r>
           </w:p>
         </w:tc>
@@ -2282,37 +3060,37 @@
           </w:tcPr>
           <w:p>
             <w:r>
-              <w:t>浦华众城科技有限公司</w:t>
-            </w:r>
-          </w:p>
-        </w:tc>
-        <w:tc>
-          <w:tcPr>
-            <w:tcW w:type="dxa" w:w="2160"/>
-          </w:tcPr>
-          <w:p>
-            <w:r>
-              <w:t>半导体</w:t>
-            </w:r>
-          </w:p>
-        </w:tc>
-        <w:tc>
-          <w:tcPr>
-            <w:tcW w:type="dxa" w:w="2160"/>
-          </w:tcPr>
-          <w:p>
-            <w:r>
-              <w:t>220亿</w:t>
-            </w:r>
-          </w:p>
-        </w:tc>
-        <w:tc>
-          <w:tcPr>
-            <w:tcW w:type="dxa" w:w="2160"/>
-          </w:tcPr>
-          <w:p>
-            <w:r>
-              <w:t>6%</w:t>
+              <w:t>九方传媒有限公司</w:t>
+            </w:r>
+          </w:p>
+        </w:tc>
+        <w:tc>
+          <w:tcPr>
+            <w:tcW w:type="dxa" w:w="2160"/>
+          </w:tcPr>
+          <w:p>
+            <w:r>
+              <w:t>医疗科技</w:t>
+            </w:r>
+          </w:p>
+        </w:tc>
+        <w:tc>
+          <w:tcPr>
+            <w:tcW w:type="dxa" w:w="2160"/>
+          </w:tcPr>
+          <w:p>
+            <w:r>
+              <w:t>170亿</w:t>
+            </w:r>
+          </w:p>
+        </w:tc>
+        <w:tc>
+          <w:tcPr>
+            <w:tcW w:type="dxa" w:w="2160"/>
+          </w:tcPr>
+          <w:p>
+            <w:r>
+              <w:t>7%</w:t>
             </w:r>
           </w:p>
         </w:tc>
@@ -2324,7 +3102,7 @@
           </w:tcPr>
           <w:p>
             <w:r>
-              <w:t>信诚致远传媒有限公司</w:t>
+              <w:t>惠派国际公司科技有限公司</w:t>
             </w:r>
           </w:p>
         </w:tc>
@@ -2344,803 +3122,17 @@
           </w:tcPr>
           <w:p>
             <w:r>
-              <w:t>518亿</w:t>
-            </w:r>
-          </w:p>
-        </w:tc>
-        <w:tc>
-          <w:tcPr>
-            <w:tcW w:type="dxa" w:w="2160"/>
-          </w:tcPr>
-          <w:p>
-            <w:r>
-              <w:t>22%</w:t>
-            </w:r>
-          </w:p>
-        </w:tc>
-      </w:tr>
-    </w:tbl>
-    <w:p>
-      <w:pPr>
-        <w:pStyle w:val="Heading1"/>
-      </w:pPr>
-      <w:r>
-        <w:t>行业分析 4</w:t>
-      </w:r>
-    </w:p>
-    <w:p>
-      <w:r>
-        <w:br/>
-        <w:t>风险管理部认为，云计算 行业仍然面临若干</w:t>
-        <w:br/>
-        <w:t>不确定性因素，包括技术迭代风险、政策变化、</w:t>
-        <w:br/>
-        <w:t>以及市场竞争加剧等问题。</w:t>
-        <w:br/>
-      </w:r>
-    </w:p>
-    <w:p>
-      <w:r>
-        <w:br/>
-        <w:t>华辰资本旗下的 HC AI Innovation Fund 在最近的资产配置会议中</w:t>
-        <w:br/>
-        <w:t>讨论了 云计算 行业的投资机会，并对 浦华众城信息有限公司</w:t>
-        <w:br/>
-        <w:t>进行了重点评估。</w:t>
-        <w:br/>
-      </w:r>
-    </w:p>
-    <w:p>
-      <w:r>
-        <w:br/>
-        <w:t>华辰资本旗下的 HC Global Macro Fund 在最近的资产配置会议中</w:t>
-        <w:br/>
-        <w:t>讨论了 半导体 行业的投资机会，并对 浦华众城科技有限公司</w:t>
-        <w:br/>
-        <w:t>进行了重点评估。</w:t>
-        <w:br/>
-      </w:r>
-    </w:p>
-    <w:p>
-      <w:r>
-        <w:br/>
-        <w:t>根据内部财务模型测算，飞利信科技有限公司 在未来三年</w:t>
-        <w:br/>
-        <w:t>收入复合增长率预计可达到 21% 左右。</w:t>
-        <w:br/>
-        <w:t>该预测基于行业需求增长以及公司产能扩张计划。</w:t>
-        <w:br/>
-      </w:r>
-    </w:p>
-    <w:p>
-      <w:r>
-        <w:br/>
-        <w:t>国讯网络有限公司 是中国 云计算 行业的重要企业之一。</w:t>
-        <w:br/>
-        <w:t>根据华辰资本 资产配置委员会 的研究，该公司成立于 2016 年，</w:t>
-        <w:br/>
-        <w:t>目前员工规模约 6348 人。公司近年来持续加大研发投入，</w:t>
-        <w:br/>
-        <w:t>在核心技术方面形成了较强的竞争壁垒。</w:t>
-        <w:br/>
-      </w:r>
-    </w:p>
-    <w:p>
-      <w:r>
-        <w:br/>
-        <w:t>根据内部财务模型测算，雨林木风计算机科技有限公司 在未来三年</w:t>
-        <w:br/>
-        <w:t>收入复合增长率预计可达到 16% 左右。</w:t>
-        <w:br/>
-        <w:t>该预测基于行业需求增长以及公司产能扩张计划。</w:t>
-        <w:br/>
-      </w:r>
-    </w:p>
-    <w:p>
-      <w:r>
-        <w:br/>
-        <w:t>济南亿次元网络有限公司 是中国 机器人 行业的重要企业之一。</w:t>
-        <w:br/>
-        <w:t>根据华辰资本 投资委员会 的研究，该公司成立于 2012 年，</w:t>
-        <w:br/>
-        <w:t>目前员工规模约 5029 人。公司近年来持续加大研发投入，</w:t>
-        <w:br/>
-        <w:t>在核心技术方面形成了较强的竞争壁垒。</w:t>
-        <w:br/>
-      </w:r>
-    </w:p>
-    <w:p>
-      <w:r>
-        <w:br/>
-        <w:t>凌云网络有限公司 是中国 医疗科技 行业的重要企业之一。</w:t>
-        <w:br/>
-        <w:t>根据华辰资本 投资委员会 的研究，该公司成立于 2020 年，</w:t>
-        <w:br/>
-        <w:t>目前员工规模约 730 人。公司近年来持续加大研发投入，</w:t>
-        <w:br/>
-        <w:t>在核心技术方面形成了较强的竞争壁垒。</w:t>
-        <w:br/>
-      </w:r>
-    </w:p>
-    <w:tbl>
-      <w:tblPr>
-        <w:tblW w:type="auto" w:w="0"/>
-        <w:tblLook w:firstColumn="1" w:firstRow="1" w:lastColumn="0" w:lastRow="0" w:noHBand="0" w:noVBand="1" w:val="04A0"/>
-      </w:tblPr>
-      <w:tblGrid>
-        <w:gridCol w:w="2160"/>
-        <w:gridCol w:w="2160"/>
-        <w:gridCol w:w="2160"/>
-        <w:gridCol w:w="2160"/>
-      </w:tblGrid>
-      <w:tr>
-        <w:tc>
-          <w:tcPr>
-            <w:tcW w:type="dxa" w:w="2160"/>
-          </w:tcPr>
-          <w:p>
-            <w:r>
-              <w:t>公司</w:t>
-            </w:r>
-          </w:p>
-        </w:tc>
-        <w:tc>
-          <w:tcPr>
-            <w:tcW w:type="dxa" w:w="2160"/>
-          </w:tcPr>
-          <w:p>
-            <w:r>
-              <w:t>行业</w:t>
-            </w:r>
-          </w:p>
-        </w:tc>
-        <w:tc>
-          <w:tcPr>
-            <w:tcW w:type="dxa" w:w="2160"/>
-          </w:tcPr>
-          <w:p>
-            <w:r>
-              <w:t>市值</w:t>
-            </w:r>
-          </w:p>
-        </w:tc>
-        <w:tc>
-          <w:tcPr>
-            <w:tcW w:type="dxa" w:w="2160"/>
-          </w:tcPr>
-          <w:p>
-            <w:r>
-              <w:t>增长率</w:t>
-            </w:r>
-          </w:p>
-        </w:tc>
-      </w:tr>
-      <w:tr>
-        <w:tc>
-          <w:tcPr>
-            <w:tcW w:type="dxa" w:w="2160"/>
-          </w:tcPr>
-          <w:p>
-            <w:r>
-              <w:t>富罳信息有限公司</w:t>
-            </w:r>
-          </w:p>
-        </w:tc>
-        <w:tc>
-          <w:tcPr>
-            <w:tcW w:type="dxa" w:w="2160"/>
-          </w:tcPr>
-          <w:p>
-            <w:r>
-              <w:t>医疗科技</w:t>
-            </w:r>
-          </w:p>
-        </w:tc>
-        <w:tc>
-          <w:tcPr>
-            <w:tcW w:type="dxa" w:w="2160"/>
-          </w:tcPr>
-          <w:p>
-            <w:r>
-              <w:t>279亿</w:t>
-            </w:r>
-          </w:p>
-        </w:tc>
-        <w:tc>
-          <w:tcPr>
-            <w:tcW w:type="dxa" w:w="2160"/>
-          </w:tcPr>
-          <w:p>
-            <w:r>
-              <w:t>30%</w:t>
-            </w:r>
-          </w:p>
-        </w:tc>
-      </w:tr>
-      <w:tr>
-        <w:tc>
-          <w:tcPr>
-            <w:tcW w:type="dxa" w:w="2160"/>
-          </w:tcPr>
-          <w:p>
-            <w:r>
-              <w:t>万迅电脑网络有限公司</w:t>
-            </w:r>
-          </w:p>
-        </w:tc>
-        <w:tc>
-          <w:tcPr>
-            <w:tcW w:type="dxa" w:w="2160"/>
-          </w:tcPr>
-          <w:p>
-            <w:r>
-              <w:t>半导体</w:t>
-            </w:r>
-          </w:p>
-        </w:tc>
-        <w:tc>
-          <w:tcPr>
-            <w:tcW w:type="dxa" w:w="2160"/>
-          </w:tcPr>
-          <w:p>
-            <w:r>
-              <w:t>703亿</w:t>
-            </w:r>
-          </w:p>
-        </w:tc>
-        <w:tc>
-          <w:tcPr>
-            <w:tcW w:type="dxa" w:w="2160"/>
-          </w:tcPr>
-          <w:p>
-            <w:r>
-              <w:t>9%</w:t>
-            </w:r>
-          </w:p>
-        </w:tc>
-      </w:tr>
-      <w:tr>
-        <w:tc>
-          <w:tcPr>
-            <w:tcW w:type="dxa" w:w="2160"/>
-          </w:tcPr>
-          <w:p>
-            <w:r>
-              <w:t>富罳信息有限公司</w:t>
-            </w:r>
-          </w:p>
-        </w:tc>
-        <w:tc>
-          <w:tcPr>
-            <w:tcW w:type="dxa" w:w="2160"/>
-          </w:tcPr>
-          <w:p>
-            <w:r>
-              <w:t>医疗科技</w:t>
-            </w:r>
-          </w:p>
-        </w:tc>
-        <w:tc>
-          <w:tcPr>
-            <w:tcW w:type="dxa" w:w="2160"/>
-          </w:tcPr>
-          <w:p>
-            <w:r>
-              <w:t>749亿</w:t>
-            </w:r>
-          </w:p>
-        </w:tc>
-        <w:tc>
-          <w:tcPr>
-            <w:tcW w:type="dxa" w:w="2160"/>
-          </w:tcPr>
-          <w:p>
-            <w:r>
-              <w:t>14%</w:t>
-            </w:r>
-          </w:p>
-        </w:tc>
-      </w:tr>
-      <w:tr>
-        <w:tc>
-          <w:tcPr>
-            <w:tcW w:type="dxa" w:w="2160"/>
-          </w:tcPr>
-          <w:p>
-            <w:r>
-              <w:t>快讯网络有限公司</w:t>
-            </w:r>
-          </w:p>
-        </w:tc>
-        <w:tc>
-          <w:tcPr>
-            <w:tcW w:type="dxa" w:w="2160"/>
-          </w:tcPr>
-          <w:p>
-            <w:r>
-              <w:t>新能源</w:t>
-            </w:r>
-          </w:p>
-        </w:tc>
-        <w:tc>
-          <w:tcPr>
-            <w:tcW w:type="dxa" w:w="2160"/>
-          </w:tcPr>
-          <w:p>
-            <w:r>
-              <w:t>490亿</w:t>
-            </w:r>
-          </w:p>
-        </w:tc>
-        <w:tc>
-          <w:tcPr>
-            <w:tcW w:type="dxa" w:w="2160"/>
-          </w:tcPr>
-          <w:p>
-            <w:r>
-              <w:t>25%</w:t>
-            </w:r>
-          </w:p>
-        </w:tc>
-      </w:tr>
-      <w:tr>
-        <w:tc>
-          <w:tcPr>
-            <w:tcW w:type="dxa" w:w="2160"/>
-          </w:tcPr>
-          <w:p>
-            <w:r>
-              <w:t>迪摩科技有限公司</w:t>
-            </w:r>
-          </w:p>
-        </w:tc>
-        <w:tc>
-          <w:tcPr>
-            <w:tcW w:type="dxa" w:w="2160"/>
-          </w:tcPr>
-          <w:p>
-            <w:r>
-              <w:t>人工智能</w:t>
-            </w:r>
-          </w:p>
-        </w:tc>
-        <w:tc>
-          <w:tcPr>
-            <w:tcW w:type="dxa" w:w="2160"/>
-          </w:tcPr>
-          <w:p>
-            <w:r>
-              <w:t>327亿</w:t>
-            </w:r>
-          </w:p>
-        </w:tc>
-        <w:tc>
-          <w:tcPr>
-            <w:tcW w:type="dxa" w:w="2160"/>
-          </w:tcPr>
-          <w:p>
-            <w:r>
-              <w:t>7%</w:t>
-            </w:r>
-          </w:p>
-        </w:tc>
-      </w:tr>
-      <w:tr>
-        <w:tc>
-          <w:tcPr>
-            <w:tcW w:type="dxa" w:w="2160"/>
-          </w:tcPr>
-          <w:p>
-            <w:r>
-              <w:t>万迅电脑网络有限公司</w:t>
-            </w:r>
-          </w:p>
-        </w:tc>
-        <w:tc>
-          <w:tcPr>
-            <w:tcW w:type="dxa" w:w="2160"/>
-          </w:tcPr>
-          <w:p>
-            <w:r>
-              <w:t>半导体</w:t>
-            </w:r>
-          </w:p>
-        </w:tc>
-        <w:tc>
-          <w:tcPr>
-            <w:tcW w:type="dxa" w:w="2160"/>
-          </w:tcPr>
-          <w:p>
-            <w:r>
-              <w:t>784亿</w:t>
-            </w:r>
-          </w:p>
-        </w:tc>
-        <w:tc>
-          <w:tcPr>
-            <w:tcW w:type="dxa" w:w="2160"/>
-          </w:tcPr>
-          <w:p>
-            <w:r>
-              <w:t>14%</w:t>
-            </w:r>
-          </w:p>
-        </w:tc>
-      </w:tr>
-      <w:tr>
-        <w:tc>
-          <w:tcPr>
-            <w:tcW w:type="dxa" w:w="2160"/>
-          </w:tcPr>
-          <w:p>
-            <w:r>
-              <w:t>华远软件信息有限公司</w:t>
-            </w:r>
-          </w:p>
-        </w:tc>
-        <w:tc>
-          <w:tcPr>
-            <w:tcW w:type="dxa" w:w="2160"/>
-          </w:tcPr>
-          <w:p>
-            <w:r>
-              <w:t>半导体</w:t>
-            </w:r>
-          </w:p>
-        </w:tc>
-        <w:tc>
-          <w:tcPr>
-            <w:tcW w:type="dxa" w:w="2160"/>
-          </w:tcPr>
-          <w:p>
-            <w:r>
-              <w:t>439亿</w:t>
-            </w:r>
-          </w:p>
-        </w:tc>
-        <w:tc>
-          <w:tcPr>
-            <w:tcW w:type="dxa" w:w="2160"/>
-          </w:tcPr>
-          <w:p>
-            <w:r>
-              <w:t>16%</w:t>
-            </w:r>
-          </w:p>
-        </w:tc>
-      </w:tr>
-      <w:tr>
-        <w:tc>
-          <w:tcPr>
-            <w:tcW w:type="dxa" w:w="2160"/>
-          </w:tcPr>
-          <w:p>
-            <w:r>
-              <w:t>精芯信息有限公司</w:t>
-            </w:r>
-          </w:p>
-        </w:tc>
-        <w:tc>
-          <w:tcPr>
-            <w:tcW w:type="dxa" w:w="2160"/>
-          </w:tcPr>
-          <w:p>
-            <w:r>
-              <w:t>消费科技</w:t>
-            </w:r>
-          </w:p>
-        </w:tc>
-        <w:tc>
-          <w:tcPr>
-            <w:tcW w:type="dxa" w:w="2160"/>
-          </w:tcPr>
-          <w:p>
-            <w:r>
-              <w:t>309亿</w:t>
-            </w:r>
-          </w:p>
-        </w:tc>
-        <w:tc>
-          <w:tcPr>
-            <w:tcW w:type="dxa" w:w="2160"/>
-          </w:tcPr>
-          <w:p>
-            <w:r>
-              <w:t>30%</w:t>
-            </w:r>
-          </w:p>
-        </w:tc>
-      </w:tr>
-      <w:tr>
-        <w:tc>
-          <w:tcPr>
-            <w:tcW w:type="dxa" w:w="2160"/>
-          </w:tcPr>
-          <w:p>
-            <w:r>
-              <w:t>创亿网络有限公司</w:t>
-            </w:r>
-          </w:p>
-        </w:tc>
-        <w:tc>
-          <w:tcPr>
-            <w:tcW w:type="dxa" w:w="2160"/>
-          </w:tcPr>
-          <w:p>
-            <w:r>
-              <w:t>云计算</w:t>
-            </w:r>
-          </w:p>
-        </w:tc>
-        <w:tc>
-          <w:tcPr>
-            <w:tcW w:type="dxa" w:w="2160"/>
-          </w:tcPr>
-          <w:p>
-            <w:r>
-              <w:t>627亿</w:t>
-            </w:r>
-          </w:p>
-        </w:tc>
-        <w:tc>
-          <w:tcPr>
-            <w:tcW w:type="dxa" w:w="2160"/>
-          </w:tcPr>
-          <w:p>
-            <w:r>
-              <w:t>24%</w:t>
-            </w:r>
-          </w:p>
-        </w:tc>
-      </w:tr>
-      <w:tr>
-        <w:tc>
-          <w:tcPr>
-            <w:tcW w:type="dxa" w:w="2160"/>
-          </w:tcPr>
-          <w:p>
-            <w:r>
-              <w:t>易动力科技有限公司</w:t>
-            </w:r>
-          </w:p>
-        </w:tc>
-        <w:tc>
-          <w:tcPr>
-            <w:tcW w:type="dxa" w:w="2160"/>
-          </w:tcPr>
-          <w:p>
-            <w:r>
-              <w:t>云计算</w:t>
-            </w:r>
-          </w:p>
-        </w:tc>
-        <w:tc>
-          <w:tcPr>
-            <w:tcW w:type="dxa" w:w="2160"/>
-          </w:tcPr>
-          <w:p>
-            <w:r>
-              <w:t>637亿</w:t>
-            </w:r>
-          </w:p>
-        </w:tc>
-        <w:tc>
-          <w:tcPr>
-            <w:tcW w:type="dxa" w:w="2160"/>
-          </w:tcPr>
-          <w:p>
-            <w:r>
-              <w:t>5%</w:t>
-            </w:r>
-          </w:p>
-        </w:tc>
-      </w:tr>
-      <w:tr>
-        <w:tc>
-          <w:tcPr>
-            <w:tcW w:type="dxa" w:w="2160"/>
-          </w:tcPr>
-          <w:p>
-            <w:r>
-              <w:t>信诚致远传媒有限公司</w:t>
-            </w:r>
-          </w:p>
-        </w:tc>
-        <w:tc>
-          <w:tcPr>
-            <w:tcW w:type="dxa" w:w="2160"/>
-          </w:tcPr>
-          <w:p>
-            <w:r>
-              <w:t>人工智能</w:t>
-            </w:r>
-          </w:p>
-        </w:tc>
-        <w:tc>
-          <w:tcPr>
-            <w:tcW w:type="dxa" w:w="2160"/>
-          </w:tcPr>
-          <w:p>
-            <w:r>
-              <w:t>454亿</w:t>
-            </w:r>
-          </w:p>
-        </w:tc>
-        <w:tc>
-          <w:tcPr>
-            <w:tcW w:type="dxa" w:w="2160"/>
-          </w:tcPr>
-          <w:p>
-            <w:r>
-              <w:t>24%</w:t>
-            </w:r>
-          </w:p>
-        </w:tc>
-      </w:tr>
-      <w:tr>
-        <w:tc>
-          <w:tcPr>
-            <w:tcW w:type="dxa" w:w="2160"/>
-          </w:tcPr>
-          <w:p>
-            <w:r>
-              <w:t>新宇龙信息传媒有限公司</w:t>
-            </w:r>
-          </w:p>
-        </w:tc>
-        <w:tc>
-          <w:tcPr>
-            <w:tcW w:type="dxa" w:w="2160"/>
-          </w:tcPr>
-          <w:p>
-            <w:r>
-              <w:t>机器人</w:t>
-            </w:r>
-          </w:p>
-        </w:tc>
-        <w:tc>
-          <w:tcPr>
-            <w:tcW w:type="dxa" w:w="2160"/>
-          </w:tcPr>
-          <w:p>
-            <w:r>
-              <w:t>276亿</w:t>
-            </w:r>
-          </w:p>
-        </w:tc>
-        <w:tc>
-          <w:tcPr>
-            <w:tcW w:type="dxa" w:w="2160"/>
-          </w:tcPr>
-          <w:p>
-            <w:r>
-              <w:t>16%</w:t>
-            </w:r>
-          </w:p>
-        </w:tc>
-      </w:tr>
-      <w:tr>
-        <w:tc>
-          <w:tcPr>
-            <w:tcW w:type="dxa" w:w="2160"/>
-          </w:tcPr>
-          <w:p>
-            <w:r>
-              <w:t>飞利信科技有限公司</w:t>
-            </w:r>
-          </w:p>
-        </w:tc>
-        <w:tc>
-          <w:tcPr>
-            <w:tcW w:type="dxa" w:w="2160"/>
-          </w:tcPr>
-          <w:p>
-            <w:r>
-              <w:t>新能源</w:t>
-            </w:r>
-          </w:p>
-        </w:tc>
-        <w:tc>
-          <w:tcPr>
-            <w:tcW w:type="dxa" w:w="2160"/>
-          </w:tcPr>
-          <w:p>
-            <w:r>
-              <w:t>611亿</w:t>
-            </w:r>
-          </w:p>
-        </w:tc>
-        <w:tc>
-          <w:tcPr>
-            <w:tcW w:type="dxa" w:w="2160"/>
-          </w:tcPr>
-          <w:p>
-            <w:r>
-              <w:t>16%</w:t>
-            </w:r>
-          </w:p>
-        </w:tc>
-      </w:tr>
-      <w:tr>
-        <w:tc>
-          <w:tcPr>
-            <w:tcW w:type="dxa" w:w="2160"/>
-          </w:tcPr>
-          <w:p>
-            <w:r>
-              <w:t>华远软件信息有限公司</w:t>
-            </w:r>
-          </w:p>
-        </w:tc>
-        <w:tc>
-          <w:tcPr>
-            <w:tcW w:type="dxa" w:w="2160"/>
-          </w:tcPr>
-          <w:p>
-            <w:r>
-              <w:t>半导体</w:t>
-            </w:r>
-          </w:p>
-        </w:tc>
-        <w:tc>
-          <w:tcPr>
-            <w:tcW w:type="dxa" w:w="2160"/>
-          </w:tcPr>
-          <w:p>
-            <w:r>
-              <w:t>712亿</w:t>
-            </w:r>
-          </w:p>
-        </w:tc>
-        <w:tc>
-          <w:tcPr>
-            <w:tcW w:type="dxa" w:w="2160"/>
-          </w:tcPr>
-          <w:p>
-            <w:r>
-              <w:t>13%</w:t>
-            </w:r>
-          </w:p>
-        </w:tc>
-      </w:tr>
-      <w:tr>
-        <w:tc>
-          <w:tcPr>
-            <w:tcW w:type="dxa" w:w="2160"/>
-          </w:tcPr>
-          <w:p>
-            <w:r>
-              <w:t>昊嘉网络有限公司</w:t>
-            </w:r>
-          </w:p>
-        </w:tc>
-        <w:tc>
-          <w:tcPr>
-            <w:tcW w:type="dxa" w:w="2160"/>
-          </w:tcPr>
-          <w:p>
-            <w:r>
-              <w:t>新能源</w:t>
-            </w:r>
-          </w:p>
-        </w:tc>
-        <w:tc>
-          <w:tcPr>
-            <w:tcW w:type="dxa" w:w="2160"/>
-          </w:tcPr>
-          <w:p>
-            <w:r>
-              <w:t>567亿</w:t>
-            </w:r>
-          </w:p>
-        </w:tc>
-        <w:tc>
-          <w:tcPr>
-            <w:tcW w:type="dxa" w:w="2160"/>
-          </w:tcPr>
-          <w:p>
-            <w:r>
-              <w:t>7%</w:t>
+              <w:t>788亿</w:t>
+            </w:r>
+          </w:p>
+        </w:tc>
+        <w:tc>
+          <w:tcPr>
+            <w:tcW w:type="dxa" w:w="2160"/>
+          </w:tcPr>
+          <w:p>
+            <w:r>
+              <w:t>8%</w:t>
             </w:r>
           </w:p>
         </w:tc>
@@ -3157,11 +3149,33 @@
     <w:p>
       <w:r>
         <w:br/>
-        <w:t>从产业链角度看，医疗科技 行业主要由上游设备厂商、</w:t>
+        <w:t>风险管理部认为，半导体 行业仍然面临若干</w:t>
+        <w:br/>
+        <w:t>不确定性因素，包括技术迭代风险、政策变化、</w:t>
+        <w:br/>
+        <w:t>以及市场竞争加剧等问题。</w:t>
+        <w:br/>
+      </w:r>
+    </w:p>
+    <w:p>
+      <w:r>
+        <w:br/>
+        <w:t>从产业链角度看，新能源 行业主要由上游设备厂商、</w:t>
         <w:br/>
         <w:t>中游平台企业以及下游应用厂商组成。</w:t>
         <w:br/>
-        <w:t>凌云网络有限公司 主要位于产业链的 中游 环节。</w:t>
+        <w:t>恩悌网络有限公司 主要位于产业链的 下游 环节。</w:t>
+        <w:br/>
+      </w:r>
+    </w:p>
+    <w:p>
+      <w:r>
+        <w:br/>
+        <w:t>风险管理部认为，人工智能 行业仍然面临若干</w:t>
+        <w:br/>
+        <w:t>不确定性因素，包括技术迭代风险、政策变化、</w:t>
+        <w:br/>
+        <w:t>以及市场竞争加剧等问题。</w:t>
         <w:br/>
       </w:r>
     </w:p>
@@ -3172,7 +3186,7 @@
         <w:br/>
         <w:t>中游平台企业以及下游应用厂商组成。</w:t>
         <w:br/>
-        <w:t>和泰传媒有限公司 主要位于产业链的 中游 环节。</w:t>
+        <w:t>天开科技有限公司 主要位于产业链的 中游 环节。</w:t>
         <w:br/>
       </w:r>
     </w:p>
@@ -3183,38 +3197,29 @@
         <w:br/>
         <w:t>中游平台企业以及下游应用厂商组成。</w:t>
         <w:br/>
-        <w:t>创亿信息有限公司 主要位于产业链的 上游 环节。</w:t>
+        <w:t>九方传媒有限公司 主要位于产业链的 上游 环节。</w:t>
         <w:br/>
       </w:r>
     </w:p>
     <w:p>
       <w:r>
         <w:br/>
-        <w:t>风险管理部认为，消费科技 行业仍然面临若干</w:t>
+        <w:t>通际名联网络有限公司 是中国 机器人 行业的重要企业之一。</w:t>
         <w:br/>
-        <w:t>不确定性因素，包括技术迭代风险、政策变化、</w:t>
+        <w:t>根据华辰资本 风险管理部 的研究，该公司成立于 2016 年，</w:t>
         <w:br/>
-        <w:t>以及市场竞争加剧等问题。</w:t>
+        <w:t>目前员工规模约 3310 人。公司近年来持续加大研发投入，</w:t>
+        <w:br/>
+        <w:t>在核心技术方面形成了较强的竞争壁垒。</w:t>
         <w:br/>
       </w:r>
     </w:p>
     <w:p>
       <w:r>
         <w:br/>
-        <w:t>华辰资本旗下的 HC Global Macro Fund 在最近的资产配置会议中</w:t>
+        <w:t>根据内部财务模型测算，天开科技有限公司 在未来三年</w:t>
         <w:br/>
-        <w:t>讨论了 新能源 行业的投资机会，并对 创汇传媒有限公司</w:t>
-        <w:br/>
-        <w:t>进行了重点评估。</w:t>
-        <w:br/>
-      </w:r>
-    </w:p>
-    <w:p>
-      <w:r>
-        <w:br/>
-        <w:t>根据内部财务模型测算，天益科技有限公司 在未来三年</w:t>
-        <w:br/>
-        <w:t>收入复合增长率预计可达到 21% 左右。</w:t>
+        <w:t>收入复合增长率预计可达到 14% 左右。</w:t>
         <w:br/>
         <w:t>该预测基于行业需求增长以及公司产能扩张计划。</w:t>
         <w:br/>
@@ -3223,20 +3228,9 @@
     <w:p>
       <w:r>
         <w:br/>
-        <w:t>根据内部财务模型测算，鸿睿思博网络有限公司 在未来三年</w:t>
+        <w:t>华辰资本旗下的 HC Energy Transition Fund 在最近的资产配置会议中</w:t>
         <w:br/>
-        <w:t>收入复合增长率预计可达到 12% 左右。</w:t>
-        <w:br/>
-        <w:t>该预测基于行业需求增长以及公司产能扩张计划。</w:t>
-        <w:br/>
-      </w:r>
-    </w:p>
-    <w:p>
-      <w:r>
-        <w:br/>
-        <w:t>华辰资本旗下的 HC AI Innovation Fund 在最近的资产配置会议中</w:t>
-        <w:br/>
-        <w:t>讨论了 云计算 行业的投资机会，并对 天益信息有限公司</w:t>
+        <w:t>讨论了 半导体 行业的投资机会，并对 联软网络有限公司</w:t>
         <w:br/>
         <w:t>进行了重点评估。</w:t>
         <w:br/>
@@ -3302,37 +3296,37 @@
           </w:tcPr>
           <w:p>
             <w:r>
-              <w:t>易动力科技有限公司</w:t>
-            </w:r>
-          </w:p>
-        </w:tc>
-        <w:tc>
-          <w:tcPr>
-            <w:tcW w:type="dxa" w:w="2160"/>
-          </w:tcPr>
-          <w:p>
-            <w:r>
-              <w:t>云计算</w:t>
-            </w:r>
-          </w:p>
-        </w:tc>
-        <w:tc>
-          <w:tcPr>
-            <w:tcW w:type="dxa" w:w="2160"/>
-          </w:tcPr>
-          <w:p>
-            <w:r>
-              <w:t>688亿</w:t>
-            </w:r>
-          </w:p>
-        </w:tc>
-        <w:tc>
-          <w:tcPr>
-            <w:tcW w:type="dxa" w:w="2160"/>
-          </w:tcPr>
-          <w:p>
-            <w:r>
-              <w:t>10%</w:t>
+              <w:t>惠派国际公司科技有限公司</w:t>
+            </w:r>
+          </w:p>
+        </w:tc>
+        <w:tc>
+          <w:tcPr>
+            <w:tcW w:type="dxa" w:w="2160"/>
+          </w:tcPr>
+          <w:p>
+            <w:r>
+              <w:t>人工智能</w:t>
+            </w:r>
+          </w:p>
+        </w:tc>
+        <w:tc>
+          <w:tcPr>
+            <w:tcW w:type="dxa" w:w="2160"/>
+          </w:tcPr>
+          <w:p>
+            <w:r>
+              <w:t>563亿</w:t>
+            </w:r>
+          </w:p>
+        </w:tc>
+        <w:tc>
+          <w:tcPr>
+            <w:tcW w:type="dxa" w:w="2160"/>
+          </w:tcPr>
+          <w:p>
+            <w:r>
+              <w:t>30%</w:t>
             </w:r>
           </w:p>
         </w:tc>
@@ -3344,7 +3338,7 @@
           </w:tcPr>
           <w:p>
             <w:r>
-              <w:t>昂歌信息科技有限公司</w:t>
+              <w:t>联软科技有限公司</w:t>
             </w:r>
           </w:p>
         </w:tc>
@@ -3364,17 +3358,17 @@
           </w:tcPr>
           <w:p>
             <w:r>
-              <w:t>674亿</w:t>
-            </w:r>
-          </w:p>
-        </w:tc>
-        <w:tc>
-          <w:tcPr>
-            <w:tcW w:type="dxa" w:w="2160"/>
-          </w:tcPr>
-          <w:p>
-            <w:r>
-              <w:t>23%</w:t>
+              <w:t>758亿</w:t>
+            </w:r>
+          </w:p>
+        </w:tc>
+        <w:tc>
+          <w:tcPr>
+            <w:tcW w:type="dxa" w:w="2160"/>
+          </w:tcPr>
+          <w:p>
+            <w:r>
+              <w:t>26%</w:t>
             </w:r>
           </w:p>
         </w:tc>
@@ -3386,37 +3380,37 @@
           </w:tcPr>
           <w:p>
             <w:r>
-              <w:t>昊嘉网络有限公司</w:t>
-            </w:r>
-          </w:p>
-        </w:tc>
-        <w:tc>
-          <w:tcPr>
-            <w:tcW w:type="dxa" w:w="2160"/>
-          </w:tcPr>
-          <w:p>
-            <w:r>
-              <w:t>新能源</w:t>
-            </w:r>
-          </w:p>
-        </w:tc>
-        <w:tc>
-          <w:tcPr>
-            <w:tcW w:type="dxa" w:w="2160"/>
-          </w:tcPr>
-          <w:p>
-            <w:r>
-              <w:t>330亿</w:t>
-            </w:r>
-          </w:p>
-        </w:tc>
-        <w:tc>
-          <w:tcPr>
-            <w:tcW w:type="dxa" w:w="2160"/>
-          </w:tcPr>
-          <w:p>
-            <w:r>
-              <w:t>28%</w:t>
+              <w:t>华成育卓科技有限公司</w:t>
+            </w:r>
+          </w:p>
+        </w:tc>
+        <w:tc>
+          <w:tcPr>
+            <w:tcW w:type="dxa" w:w="2160"/>
+          </w:tcPr>
+          <w:p>
+            <w:r>
+              <w:t>医疗科技</w:t>
+            </w:r>
+          </w:p>
+        </w:tc>
+        <w:tc>
+          <w:tcPr>
+            <w:tcW w:type="dxa" w:w="2160"/>
+          </w:tcPr>
+          <w:p>
+            <w:r>
+              <w:t>658亿</w:t>
+            </w:r>
+          </w:p>
+        </w:tc>
+        <w:tc>
+          <w:tcPr>
+            <w:tcW w:type="dxa" w:w="2160"/>
+          </w:tcPr>
+          <w:p>
+            <w:r>
+              <w:t>17%</w:t>
             </w:r>
           </w:p>
         </w:tc>
@@ -3428,37 +3422,37 @@
           </w:tcPr>
           <w:p>
             <w:r>
-              <w:t>浦华众城科技有限公司</w:t>
-            </w:r>
-          </w:p>
-        </w:tc>
-        <w:tc>
-          <w:tcPr>
-            <w:tcW w:type="dxa" w:w="2160"/>
-          </w:tcPr>
-          <w:p>
-            <w:r>
-              <w:t>半导体</w:t>
-            </w:r>
-          </w:p>
-        </w:tc>
-        <w:tc>
-          <w:tcPr>
-            <w:tcW w:type="dxa" w:w="2160"/>
-          </w:tcPr>
-          <w:p>
-            <w:r>
-              <w:t>627亿</w:t>
-            </w:r>
-          </w:p>
-        </w:tc>
-        <w:tc>
-          <w:tcPr>
-            <w:tcW w:type="dxa" w:w="2160"/>
-          </w:tcPr>
-          <w:p>
-            <w:r>
-              <w:t>20%</w:t>
+              <w:t>艾提科信科技有限公司</w:t>
+            </w:r>
+          </w:p>
+        </w:tc>
+        <w:tc>
+          <w:tcPr>
+            <w:tcW w:type="dxa" w:w="2160"/>
+          </w:tcPr>
+          <w:p>
+            <w:r>
+              <w:t>云计算</w:t>
+            </w:r>
+          </w:p>
+        </w:tc>
+        <w:tc>
+          <w:tcPr>
+            <w:tcW w:type="dxa" w:w="2160"/>
+          </w:tcPr>
+          <w:p>
+            <w:r>
+              <w:t>463亿</w:t>
+            </w:r>
+          </w:p>
+        </w:tc>
+        <w:tc>
+          <w:tcPr>
+            <w:tcW w:type="dxa" w:w="2160"/>
+          </w:tcPr>
+          <w:p>
+            <w:r>
+              <w:t>26%</w:t>
             </w:r>
           </w:p>
         </w:tc>
@@ -3470,7 +3464,7 @@
           </w:tcPr>
           <w:p>
             <w:r>
-              <w:t>济南亿次元网络有限公司</w:t>
+              <w:t>图龙信息传媒有限公司</w:t>
             </w:r>
           </w:p>
         </w:tc>
@@ -3490,17 +3484,17 @@
           </w:tcPr>
           <w:p>
             <w:r>
-              <w:t>233亿</w:t>
-            </w:r>
-          </w:p>
-        </w:tc>
-        <w:tc>
-          <w:tcPr>
-            <w:tcW w:type="dxa" w:w="2160"/>
-          </w:tcPr>
-          <w:p>
-            <w:r>
-              <w:t>6%</w:t>
+              <w:t>574亿</w:t>
+            </w:r>
+          </w:p>
+        </w:tc>
+        <w:tc>
+          <w:tcPr>
+            <w:tcW w:type="dxa" w:w="2160"/>
+          </w:tcPr>
+          <w:p>
+            <w:r>
+              <w:t>9%</w:t>
             </w:r>
           </w:p>
         </w:tc>
@@ -3512,37 +3506,37 @@
           </w:tcPr>
           <w:p>
             <w:r>
-              <w:t>易动力科技有限公司</w:t>
-            </w:r>
-          </w:p>
-        </w:tc>
-        <w:tc>
-          <w:tcPr>
-            <w:tcW w:type="dxa" w:w="2160"/>
-          </w:tcPr>
-          <w:p>
-            <w:r>
-              <w:t>云计算</w:t>
-            </w:r>
-          </w:p>
-        </w:tc>
-        <w:tc>
-          <w:tcPr>
-            <w:tcW w:type="dxa" w:w="2160"/>
-          </w:tcPr>
-          <w:p>
-            <w:r>
-              <w:t>768亿</w:t>
-            </w:r>
-          </w:p>
-        </w:tc>
-        <w:tc>
-          <w:tcPr>
-            <w:tcW w:type="dxa" w:w="2160"/>
-          </w:tcPr>
-          <w:p>
-            <w:r>
-              <w:t>6%</w:t>
+              <w:t>巨奥传媒有限公司</w:t>
+            </w:r>
+          </w:p>
+        </w:tc>
+        <w:tc>
+          <w:tcPr>
+            <w:tcW w:type="dxa" w:w="2160"/>
+          </w:tcPr>
+          <w:p>
+            <w:r>
+              <w:t>人工智能</w:t>
+            </w:r>
+          </w:p>
+        </w:tc>
+        <w:tc>
+          <w:tcPr>
+            <w:tcW w:type="dxa" w:w="2160"/>
+          </w:tcPr>
+          <w:p>
+            <w:r>
+              <w:t>292亿</w:t>
+            </w:r>
+          </w:p>
+        </w:tc>
+        <w:tc>
+          <w:tcPr>
+            <w:tcW w:type="dxa" w:w="2160"/>
+          </w:tcPr>
+          <w:p>
+            <w:r>
+              <w:t>23%</w:t>
             </w:r>
           </w:p>
         </w:tc>
@@ -3554,37 +3548,37 @@
           </w:tcPr>
           <w:p>
             <w:r>
-              <w:t>昊嘉网络有限公司</w:t>
-            </w:r>
-          </w:p>
-        </w:tc>
-        <w:tc>
-          <w:tcPr>
-            <w:tcW w:type="dxa" w:w="2160"/>
-          </w:tcPr>
-          <w:p>
-            <w:r>
-              <w:t>新能源</w:t>
-            </w:r>
-          </w:p>
-        </w:tc>
-        <w:tc>
-          <w:tcPr>
-            <w:tcW w:type="dxa" w:w="2160"/>
-          </w:tcPr>
-          <w:p>
-            <w:r>
-              <w:t>376亿</w:t>
-            </w:r>
-          </w:p>
-        </w:tc>
-        <w:tc>
-          <w:tcPr>
-            <w:tcW w:type="dxa" w:w="2160"/>
-          </w:tcPr>
-          <w:p>
-            <w:r>
-              <w:t>10%</w:t>
+              <w:t>艾提科信科技有限公司</w:t>
+            </w:r>
+          </w:p>
+        </w:tc>
+        <w:tc>
+          <w:tcPr>
+            <w:tcW w:type="dxa" w:w="2160"/>
+          </w:tcPr>
+          <w:p>
+            <w:r>
+              <w:t>云计算</w:t>
+            </w:r>
+          </w:p>
+        </w:tc>
+        <w:tc>
+          <w:tcPr>
+            <w:tcW w:type="dxa" w:w="2160"/>
+          </w:tcPr>
+          <w:p>
+            <w:r>
+              <w:t>755亿</w:t>
+            </w:r>
+          </w:p>
+        </w:tc>
+        <w:tc>
+          <w:tcPr>
+            <w:tcW w:type="dxa" w:w="2160"/>
+          </w:tcPr>
+          <w:p>
+            <w:r>
+              <w:t>12%</w:t>
             </w:r>
           </w:p>
         </w:tc>
@@ -3596,37 +3590,37 @@
           </w:tcPr>
           <w:p>
             <w:r>
-              <w:t>东方峻景网络有限公司</w:t>
-            </w:r>
-          </w:p>
-        </w:tc>
-        <w:tc>
-          <w:tcPr>
-            <w:tcW w:type="dxa" w:w="2160"/>
-          </w:tcPr>
-          <w:p>
-            <w:r>
-              <w:t>机器人</w:t>
-            </w:r>
-          </w:p>
-        </w:tc>
-        <w:tc>
-          <w:tcPr>
-            <w:tcW w:type="dxa" w:w="2160"/>
-          </w:tcPr>
-          <w:p>
-            <w:r>
-              <w:t>567亿</w:t>
-            </w:r>
-          </w:p>
-        </w:tc>
-        <w:tc>
-          <w:tcPr>
-            <w:tcW w:type="dxa" w:w="2160"/>
-          </w:tcPr>
-          <w:p>
-            <w:r>
-              <w:t>10%</w:t>
+              <w:t>浦华众城网络有限公司</w:t>
+            </w:r>
+          </w:p>
+        </w:tc>
+        <w:tc>
+          <w:tcPr>
+            <w:tcW w:type="dxa" w:w="2160"/>
+          </w:tcPr>
+          <w:p>
+            <w:r>
+              <w:t>新能源</w:t>
+            </w:r>
+          </w:p>
+        </w:tc>
+        <w:tc>
+          <w:tcPr>
+            <w:tcW w:type="dxa" w:w="2160"/>
+          </w:tcPr>
+          <w:p>
+            <w:r>
+              <w:t>304亿</w:t>
+            </w:r>
+          </w:p>
+        </w:tc>
+        <w:tc>
+          <w:tcPr>
+            <w:tcW w:type="dxa" w:w="2160"/>
+          </w:tcPr>
+          <w:p>
+            <w:r>
+              <w:t>25%</w:t>
             </w:r>
           </w:p>
         </w:tc>
@@ -3638,37 +3632,37 @@
           </w:tcPr>
           <w:p>
             <w:r>
-              <w:t>立信电子网络有限公司</w:t>
-            </w:r>
-          </w:p>
-        </w:tc>
-        <w:tc>
-          <w:tcPr>
-            <w:tcW w:type="dxa" w:w="2160"/>
-          </w:tcPr>
-          <w:p>
-            <w:r>
-              <w:t>云计算</w:t>
-            </w:r>
-          </w:p>
-        </w:tc>
-        <w:tc>
-          <w:tcPr>
-            <w:tcW w:type="dxa" w:w="2160"/>
-          </w:tcPr>
-          <w:p>
-            <w:r>
-              <w:t>223亿</w:t>
-            </w:r>
-          </w:p>
-        </w:tc>
-        <w:tc>
-          <w:tcPr>
-            <w:tcW w:type="dxa" w:w="2160"/>
-          </w:tcPr>
-          <w:p>
-            <w:r>
-              <w:t>20%</w:t>
+              <w:t>新格林耐特网络有限公司</w:t>
+            </w:r>
+          </w:p>
+        </w:tc>
+        <w:tc>
+          <w:tcPr>
+            <w:tcW w:type="dxa" w:w="2160"/>
+          </w:tcPr>
+          <w:p>
+            <w:r>
+              <w:t>人工智能</w:t>
+            </w:r>
+          </w:p>
+        </w:tc>
+        <w:tc>
+          <w:tcPr>
+            <w:tcW w:type="dxa" w:w="2160"/>
+          </w:tcPr>
+          <w:p>
+            <w:r>
+              <w:t>106亿</w:t>
+            </w:r>
+          </w:p>
+        </w:tc>
+        <w:tc>
+          <w:tcPr>
+            <w:tcW w:type="dxa" w:w="2160"/>
+          </w:tcPr>
+          <w:p>
+            <w:r>
+              <w:t>8%</w:t>
             </w:r>
           </w:p>
         </w:tc>
@@ -3680,7 +3674,7 @@
           </w:tcPr>
           <w:p>
             <w:r>
-              <w:t>九方信息有限公司</w:t>
+              <w:t>富罳网络有限公司</w:t>
             </w:r>
           </w:p>
         </w:tc>
@@ -3700,17 +3694,17 @@
           </w:tcPr>
           <w:p>
             <w:r>
-              <w:t>665亿</w:t>
-            </w:r>
-          </w:p>
-        </w:tc>
-        <w:tc>
-          <w:tcPr>
-            <w:tcW w:type="dxa" w:w="2160"/>
-          </w:tcPr>
-          <w:p>
-            <w:r>
-              <w:t>29%</w:t>
+              <w:t>155亿</w:t>
+            </w:r>
+          </w:p>
+        </w:tc>
+        <w:tc>
+          <w:tcPr>
+            <w:tcW w:type="dxa" w:w="2160"/>
+          </w:tcPr>
+          <w:p>
+            <w:r>
+              <w:t>7%</w:t>
             </w:r>
           </w:p>
         </w:tc>
@@ -3722,37 +3716,37 @@
           </w:tcPr>
           <w:p>
             <w:r>
-              <w:t>新宇龙信息传媒有限公司</w:t>
-            </w:r>
-          </w:p>
-        </w:tc>
-        <w:tc>
-          <w:tcPr>
-            <w:tcW w:type="dxa" w:w="2160"/>
-          </w:tcPr>
-          <w:p>
-            <w:r>
-              <w:t>机器人</w:t>
-            </w:r>
-          </w:p>
-        </w:tc>
-        <w:tc>
-          <w:tcPr>
-            <w:tcW w:type="dxa" w:w="2160"/>
-          </w:tcPr>
-          <w:p>
-            <w:r>
-              <w:t>129亿</w:t>
-            </w:r>
-          </w:p>
-        </w:tc>
-        <w:tc>
-          <w:tcPr>
-            <w:tcW w:type="dxa" w:w="2160"/>
-          </w:tcPr>
-          <w:p>
-            <w:r>
-              <w:t>9%</w:t>
+              <w:t>华泰通安传媒有限公司</w:t>
+            </w:r>
+          </w:p>
+        </w:tc>
+        <w:tc>
+          <w:tcPr>
+            <w:tcW w:type="dxa" w:w="2160"/>
+          </w:tcPr>
+          <w:p>
+            <w:r>
+              <w:t>消费科技</w:t>
+            </w:r>
+          </w:p>
+        </w:tc>
+        <w:tc>
+          <w:tcPr>
+            <w:tcW w:type="dxa" w:w="2160"/>
+          </w:tcPr>
+          <w:p>
+            <w:r>
+              <w:t>364亿</w:t>
+            </w:r>
+          </w:p>
+        </w:tc>
+        <w:tc>
+          <w:tcPr>
+            <w:tcW w:type="dxa" w:w="2160"/>
+          </w:tcPr>
+          <w:p>
+            <w:r>
+              <w:t>16%</w:t>
             </w:r>
           </w:p>
         </w:tc>
@@ -3764,7 +3758,7 @@
           </w:tcPr>
           <w:p>
             <w:r>
-              <w:t>创联世纪科技有限公司</w:t>
+              <w:t>九方传媒有限公司</w:t>
             </w:r>
           </w:p>
         </w:tc>
@@ -3784,17 +3778,17 @@
           </w:tcPr>
           <w:p>
             <w:r>
-              <w:t>179亿</w:t>
-            </w:r>
-          </w:p>
-        </w:tc>
-        <w:tc>
-          <w:tcPr>
-            <w:tcW w:type="dxa" w:w="2160"/>
-          </w:tcPr>
-          <w:p>
-            <w:r>
-              <w:t>12%</w:t>
+              <w:t>147亿</w:t>
+            </w:r>
+          </w:p>
+        </w:tc>
+        <w:tc>
+          <w:tcPr>
+            <w:tcW w:type="dxa" w:w="2160"/>
+          </w:tcPr>
+          <w:p>
+            <w:r>
+              <w:t>22%</w:t>
             </w:r>
           </w:p>
         </w:tc>
@@ -3806,37 +3800,37 @@
           </w:tcPr>
           <w:p>
             <w:r>
-              <w:t>华远软件信息有限公司</w:t>
-            </w:r>
-          </w:p>
-        </w:tc>
-        <w:tc>
-          <w:tcPr>
-            <w:tcW w:type="dxa" w:w="2160"/>
-          </w:tcPr>
-          <w:p>
-            <w:r>
-              <w:t>半导体</w:t>
-            </w:r>
-          </w:p>
-        </w:tc>
-        <w:tc>
-          <w:tcPr>
-            <w:tcW w:type="dxa" w:w="2160"/>
-          </w:tcPr>
-          <w:p>
-            <w:r>
-              <w:t>465亿</w:t>
-            </w:r>
-          </w:p>
-        </w:tc>
-        <w:tc>
-          <w:tcPr>
-            <w:tcW w:type="dxa" w:w="2160"/>
-          </w:tcPr>
-          <w:p>
-            <w:r>
-              <w:t>6%</w:t>
+              <w:t>飞利信科技有限公司</w:t>
+            </w:r>
+          </w:p>
+        </w:tc>
+        <w:tc>
+          <w:tcPr>
+            <w:tcW w:type="dxa" w:w="2160"/>
+          </w:tcPr>
+          <w:p>
+            <w:r>
+              <w:t>人工智能</w:t>
+            </w:r>
+          </w:p>
+        </w:tc>
+        <w:tc>
+          <w:tcPr>
+            <w:tcW w:type="dxa" w:w="2160"/>
+          </w:tcPr>
+          <w:p>
+            <w:r>
+              <w:t>672亿</w:t>
+            </w:r>
+          </w:p>
+        </w:tc>
+        <w:tc>
+          <w:tcPr>
+            <w:tcW w:type="dxa" w:w="2160"/>
+          </w:tcPr>
+          <w:p>
+            <w:r>
+              <w:t>25%</w:t>
             </w:r>
           </w:p>
         </w:tc>
@@ -3848,37 +3842,37 @@
           </w:tcPr>
           <w:p>
             <w:r>
-              <w:t>凌云网络有限公司</w:t>
-            </w:r>
-          </w:p>
-        </w:tc>
-        <w:tc>
-          <w:tcPr>
-            <w:tcW w:type="dxa" w:w="2160"/>
-          </w:tcPr>
-          <w:p>
-            <w:r>
-              <w:t>医疗科技</w:t>
-            </w:r>
-          </w:p>
-        </w:tc>
-        <w:tc>
-          <w:tcPr>
-            <w:tcW w:type="dxa" w:w="2160"/>
-          </w:tcPr>
-          <w:p>
-            <w:r>
-              <w:t>576亿</w:t>
-            </w:r>
-          </w:p>
-        </w:tc>
-        <w:tc>
-          <w:tcPr>
-            <w:tcW w:type="dxa" w:w="2160"/>
-          </w:tcPr>
-          <w:p>
-            <w:r>
-              <w:t>18%</w:t>
+              <w:t>雨林木风计算机科技有限公司</w:t>
+            </w:r>
+          </w:p>
+        </w:tc>
+        <w:tc>
+          <w:tcPr>
+            <w:tcW w:type="dxa" w:w="2160"/>
+          </w:tcPr>
+          <w:p>
+            <w:r>
+              <w:t>半导体</w:t>
+            </w:r>
+          </w:p>
+        </w:tc>
+        <w:tc>
+          <w:tcPr>
+            <w:tcW w:type="dxa" w:w="2160"/>
+          </w:tcPr>
+          <w:p>
+            <w:r>
+              <w:t>205亿</w:t>
+            </w:r>
+          </w:p>
+        </w:tc>
+        <w:tc>
+          <w:tcPr>
+            <w:tcW w:type="dxa" w:w="2160"/>
+          </w:tcPr>
+          <w:p>
+            <w:r>
+              <w:t>24%</w:t>
             </w:r>
           </w:p>
         </w:tc>
@@ -3890,37 +3884,37 @@
           </w:tcPr>
           <w:p>
             <w:r>
-              <w:t>立信电子网络有限公司</w:t>
-            </w:r>
-          </w:p>
-        </w:tc>
-        <w:tc>
-          <w:tcPr>
-            <w:tcW w:type="dxa" w:w="2160"/>
-          </w:tcPr>
-          <w:p>
-            <w:r>
-              <w:t>云计算</w:t>
-            </w:r>
-          </w:p>
-        </w:tc>
-        <w:tc>
-          <w:tcPr>
-            <w:tcW w:type="dxa" w:w="2160"/>
-          </w:tcPr>
-          <w:p>
-            <w:r>
-              <w:t>638亿</w:t>
-            </w:r>
-          </w:p>
-        </w:tc>
-        <w:tc>
-          <w:tcPr>
-            <w:tcW w:type="dxa" w:w="2160"/>
-          </w:tcPr>
-          <w:p>
-            <w:r>
-              <w:t>21%</w:t>
+              <w:t>精芯信息有限公司</w:t>
+            </w:r>
+          </w:p>
+        </w:tc>
+        <w:tc>
+          <w:tcPr>
+            <w:tcW w:type="dxa" w:w="2160"/>
+          </w:tcPr>
+          <w:p>
+            <w:r>
+              <w:t>半导体</w:t>
+            </w:r>
+          </w:p>
+        </w:tc>
+        <w:tc>
+          <w:tcPr>
+            <w:tcW w:type="dxa" w:w="2160"/>
+          </w:tcPr>
+          <w:p>
+            <w:r>
+              <w:t>582亿</w:t>
+            </w:r>
+          </w:p>
+        </w:tc>
+        <w:tc>
+          <w:tcPr>
+            <w:tcW w:type="dxa" w:w="2160"/>
+          </w:tcPr>
+          <w:p>
+            <w:r>
+              <w:t>24%</w:t>
             </w:r>
           </w:p>
         </w:tc>
